--- a/analysis/03_נוסח_מוצע_מלא.docx
+++ b/analysis/03_נוסח_מוצע_מלא.docx
@@ -12958,6 +12958,8 @@
       <w:pgSz w:w="11906" w:h="16838" w:orient="portrait"/>
       <w:pgMar w:top="1296" w:right="1296" w:bottom="1296" w:left="1296" w:header="708" w:footer="708" w:gutter="0"/>
       <w:pgNumType/>
+      <w:bidi/>
+      <w:rtlGutter/>
       <w:docGrid w:linePitch="360"/>
     </w:sectPr>
   </w:body>
@@ -13136,8 +13138,13 @@
       <w:lvlText w:val="•"/>
       <w:lvlJc w:val="right"/>
       <w:pPr>
-        <w:ind w:right="360" w:hanging="220"/>
-      </w:pPr>
+        <w:bidi/>
+        <w:ind w:right="360" w:hanging="240"/>
+      </w:pPr>
+      <w:rPr>
+        <w:rFonts w:ascii="Arial" w:cs="Arial" w:eastAsia="Arial" w:hAnsi="Arial"/>
+        <w:rtl/>
+      </w:rPr>
     </w:lvl>
     <w:lvl w:ilvl="1" w15:tentative="1">
       <w:start w:val="1"/>
@@ -13145,8 +13152,13 @@
       <w:lvlText w:val="◦"/>
       <w:lvlJc w:val="right"/>
       <w:pPr>
-        <w:ind w:right="720" w:hanging="220"/>
-      </w:pPr>
+        <w:bidi/>
+        <w:ind w:right="720" w:hanging="240"/>
+      </w:pPr>
+      <w:rPr>
+        <w:rFonts w:ascii="Arial" w:cs="Arial" w:eastAsia="Arial" w:hAnsi="Arial"/>
+        <w:rtl/>
+      </w:rPr>
     </w:lvl>
   </w:abstractNum>
   <w:abstractNum w:abstractNumId="3" w15:restartNumberingAfterBreak="0">
@@ -13157,8 +13169,13 @@
       <w:lvlText w:val="%1."/>
       <w:lvlJc w:val="right"/>
       <w:pPr>
-        <w:ind w:right="400" w:hanging="260"/>
-      </w:pPr>
+        <w:bidi/>
+        <w:ind w:right="400" w:hanging="240"/>
+      </w:pPr>
+      <w:rPr>
+        <w:rFonts w:ascii="Arial" w:cs="Arial" w:eastAsia="Arial" w:hAnsi="Arial"/>
+        <w:rtl/>
+      </w:rPr>
     </w:lvl>
   </w:abstractNum>
   <w:num w:numId="1">
@@ -13185,6 +13202,7 @@
         <w:color w:val="1A1A1A"/>
         <w:sz w:val="22"/>
         <w:szCs w:val="22"/>
+        <w:rtl/>
       </w:rPr>
     </w:rPrDefault>
     <w:pPrDefault>

--- a/analysis/03_נוסח_מוצע_מלא.docx
+++ b/analysis/03_נוסח_מוצע_מלא.docx
@@ -7,7 +7,6 @@
         <w:keepNext w:val="false"/>
         <w:bidi/>
         <w:spacing w:after="0" w:before="0" w:line="300"/>
-        <w:jc w:val="right"/>
       </w:pPr>
       <w:r>
         <w:rPr>
@@ -29,7 +28,6 @@
         <w:keepNext w:val="false"/>
         <w:bidi/>
         <w:spacing w:after="0" w:before="0" w:line="300"/>
-        <w:jc w:val="right"/>
       </w:pPr>
       <w:r>
         <w:rPr>
@@ -51,7 +49,6 @@
         <w:keepNext w:val="false"/>
         <w:bidi/>
         <w:spacing w:after="0" w:before="0" w:line="300"/>
-        <w:jc w:val="right"/>
       </w:pPr>
       <w:r>
         <w:rPr>
@@ -73,7 +70,6 @@
         <w:keepNext w:val="false"/>
         <w:bidi/>
         <w:spacing w:after="0" w:before="0" w:line="300"/>
-        <w:jc w:val="right"/>
       </w:pPr>
       <w:r>
         <w:rPr>
@@ -95,7 +91,6 @@
         <w:keepNext w:val="false"/>
         <w:bidi/>
         <w:spacing w:after="0" w:before="0" w:line="300"/>
-        <w:jc w:val="right"/>
       </w:pPr>
       <w:r>
         <w:rPr>
@@ -282,7 +277,6 @@
         <w:keepNext/>
         <w:bidi/>
         <w:spacing w:after="160" w:before="400"/>
-        <w:jc w:val="right"/>
       </w:pPr>
       <w:r>
         <w:rPr>
@@ -305,7 +299,6 @@
         <w:keepNext w:val="false"/>
         <w:bidi/>
         <w:spacing w:after="120" w:before="0" w:line="300"/>
-        <w:jc w:val="right"/>
       </w:pPr>
       <w:r>
         <w:rPr>
@@ -327,7 +320,6 @@
         <w:keepNext w:val="false"/>
         <w:bidi/>
         <w:spacing w:after="0" w:before="0" w:line="300"/>
-        <w:jc w:val="right"/>
       </w:pPr>
       <w:r>
         <w:rPr>
@@ -349,7 +341,6 @@
         <w:keepNext w:val="false"/>
         <w:bidi/>
         <w:spacing w:after="120" w:before="0" w:line="300"/>
-        <w:jc w:val="right"/>
       </w:pPr>
       <w:r>
         <w:rPr>
@@ -375,7 +366,6 @@
         </w:numPr>
         <w:bidi/>
         <w:spacing w:after="80" w:line="290"/>
-        <w:jc w:val="right"/>
       </w:pPr>
       <w:r>
         <w:rPr>
@@ -401,7 +391,6 @@
         </w:numPr>
         <w:bidi/>
         <w:spacing w:after="80" w:line="290"/>
-        <w:jc w:val="right"/>
       </w:pPr>
       <w:r>
         <w:rPr>
@@ -423,7 +412,6 @@
         <w:keepNext w:val="false"/>
         <w:bidi/>
         <w:spacing w:after="0" w:before="0" w:line="300"/>
-        <w:jc w:val="right"/>
       </w:pPr>
       <w:r>
         <w:rPr>
@@ -445,7 +433,6 @@
         <w:keepNext w:val="false"/>
         <w:bidi/>
         <w:spacing w:after="120" w:before="0" w:line="300"/>
-        <w:jc w:val="right"/>
       </w:pPr>
       <w:r>
         <w:rPr>
@@ -471,7 +458,6 @@
         </w:numPr>
         <w:bidi/>
         <w:spacing w:after="80" w:line="290"/>
-        <w:jc w:val="right"/>
       </w:pPr>
       <w:r>
         <w:rPr>
@@ -497,7 +483,6 @@
         </w:numPr>
         <w:bidi/>
         <w:spacing w:after="80" w:line="290"/>
-        <w:jc w:val="right"/>
       </w:pPr>
       <w:r>
         <w:rPr>
@@ -523,7 +508,6 @@
         </w:numPr>
         <w:bidi/>
         <w:spacing w:after="80" w:line="290"/>
-        <w:jc w:val="right"/>
       </w:pPr>
       <w:r>
         <w:rPr>
@@ -549,7 +533,6 @@
         </w:numPr>
         <w:bidi/>
         <w:spacing w:after="80" w:line="290"/>
-        <w:jc w:val="right"/>
       </w:pPr>
       <w:r>
         <w:rPr>
@@ -575,7 +558,6 @@
         </w:numPr>
         <w:bidi/>
         <w:spacing w:after="80" w:line="290"/>
-        <w:jc w:val="right"/>
       </w:pPr>
       <w:r>
         <w:rPr>
@@ -601,7 +583,6 @@
         </w:numPr>
         <w:bidi/>
         <w:spacing w:after="80" w:line="290"/>
-        <w:jc w:val="right"/>
       </w:pPr>
       <w:r>
         <w:rPr>
@@ -627,7 +608,6 @@
         </w:numPr>
         <w:bidi/>
         <w:spacing w:after="80" w:line="290"/>
-        <w:jc w:val="right"/>
       </w:pPr>
       <w:r>
         <w:rPr>
@@ -653,7 +633,6 @@
         </w:numPr>
         <w:bidi/>
         <w:spacing w:after="80" w:line="290"/>
-        <w:jc w:val="right"/>
       </w:pPr>
       <w:r>
         <w:rPr>
@@ -679,7 +658,6 @@
         </w:numPr>
         <w:bidi/>
         <w:spacing w:after="80" w:line="290"/>
-        <w:jc w:val="right"/>
       </w:pPr>
       <w:r>
         <w:rPr>
@@ -701,7 +679,6 @@
         <w:keepNext w:val="false"/>
         <w:bidi/>
         <w:spacing w:after="0" w:before="0" w:line="300"/>
-        <w:jc w:val="right"/>
       </w:pPr>
       <w:r>
         <w:rPr>
@@ -723,7 +700,6 @@
         <w:keepNext w:val="false"/>
         <w:bidi/>
         <w:spacing w:after="120" w:before="0" w:line="300"/>
-        <w:jc w:val="right"/>
       </w:pPr>
       <w:r>
         <w:rPr>
@@ -749,7 +725,6 @@
         </w:numPr>
         <w:bidi/>
         <w:spacing w:after="80" w:line="290"/>
-        <w:jc w:val="right"/>
       </w:pPr>
       <w:r>
         <w:rPr>
@@ -775,7 +750,6 @@
         </w:numPr>
         <w:bidi/>
         <w:spacing w:after="80" w:line="290"/>
-        <w:jc w:val="right"/>
       </w:pPr>
       <w:r>
         <w:rPr>
@@ -801,7 +775,6 @@
         </w:numPr>
         <w:bidi/>
         <w:spacing w:after="80" w:line="290"/>
-        <w:jc w:val="right"/>
       </w:pPr>
       <w:r>
         <w:rPr>
@@ -827,7 +800,6 @@
         </w:numPr>
         <w:bidi/>
         <w:spacing w:after="80" w:line="290"/>
-        <w:jc w:val="right"/>
       </w:pPr>
       <w:r>
         <w:rPr>
@@ -849,7 +821,6 @@
         <w:keepNext w:val="false"/>
         <w:bidi/>
         <w:spacing w:after="0" w:before="0" w:line="300"/>
-        <w:jc w:val="right"/>
       </w:pPr>
       <w:r>
         <w:rPr>
@@ -871,7 +842,6 @@
         <w:keepNext w:val="false"/>
         <w:bidi/>
         <w:spacing w:after="120" w:before="0" w:line="300"/>
-        <w:jc w:val="right"/>
       </w:pPr>
       <w:r>
         <w:rPr>
@@ -897,7 +867,6 @@
         </w:numPr>
         <w:bidi/>
         <w:spacing w:after="80" w:line="290"/>
-        <w:jc w:val="right"/>
       </w:pPr>
       <w:r>
         <w:rPr>
@@ -923,7 +892,6 @@
         </w:numPr>
         <w:bidi/>
         <w:spacing w:after="80" w:line="290"/>
-        <w:jc w:val="right"/>
       </w:pPr>
       <w:r>
         <w:rPr>
@@ -949,7 +917,6 @@
         </w:numPr>
         <w:bidi/>
         <w:spacing w:after="80" w:line="290"/>
-        <w:jc w:val="right"/>
       </w:pPr>
       <w:r>
         <w:rPr>
@@ -975,7 +942,6 @@
         </w:numPr>
         <w:bidi/>
         <w:spacing w:after="80" w:line="290"/>
-        <w:jc w:val="right"/>
       </w:pPr>
       <w:r>
         <w:rPr>
@@ -1001,7 +967,6 @@
         </w:numPr>
         <w:bidi/>
         <w:spacing w:after="80" w:line="290"/>
-        <w:jc w:val="right"/>
       </w:pPr>
       <w:r>
         <w:rPr>
@@ -1023,7 +988,6 @@
         <w:keepNext w:val="false"/>
         <w:bidi/>
         <w:spacing w:after="0" w:before="0" w:line="300"/>
-        <w:jc w:val="right"/>
       </w:pPr>
       <w:r>
         <w:rPr>
@@ -1044,13 +1008,12 @@
       <w:pPr>
         <w:keepNext w:val="false"/>
         <w:pBdr>
-          <w:right w:val="single" w:color="1F4E79" w:sz="18" w:space="8"/>
+          <w:left w:val="single" w:color="1F4E79" w:sz="18" w:space="8"/>
         </w:pBdr>
         <w:shd w:fill="EEF3F9" w:color="auto" w:val="clear"/>
         <w:bidi/>
         <w:spacing w:after="140" w:before="0" w:line="300"/>
         <w:ind w:left="120" w:right="120"/>
-        <w:jc w:val="right"/>
       </w:pPr>
       <w:r>
         <w:rPr>
@@ -1094,7 +1057,6 @@
         <w:keepNext w:val="false"/>
         <w:bidi/>
         <w:spacing w:after="0" w:before="0" w:line="300"/>
-        <w:jc w:val="right"/>
       </w:pPr>
       <w:r>
         <w:rPr>
@@ -1116,7 +1078,6 @@
         <w:keepNext w:val="false"/>
         <w:bidi/>
         <w:spacing w:after="0" w:before="0" w:line="300"/>
-        <w:jc w:val="right"/>
       </w:pPr>
       <w:r>
         <w:rPr>
@@ -1359,7 +1320,6 @@
         <w:keepNext w:val="false"/>
         <w:bidi/>
         <w:spacing w:after="160" w:before="0" w:line="380"/>
-        <w:jc w:val="right"/>
       </w:pPr>
       <w:r>
         <w:rPr>
@@ -1381,7 +1341,6 @@
         <w:keepNext w:val="false"/>
         <w:bidi/>
         <w:spacing w:after="160" w:before="0" w:line="380"/>
-        <w:jc w:val="right"/>
       </w:pPr>
       <w:r>
         <w:rPr>
@@ -1433,7 +1392,6 @@
         <w:keepNext w:val="false"/>
         <w:bidi/>
         <w:spacing w:after="160" w:before="0" w:line="380"/>
-        <w:jc w:val="right"/>
       </w:pPr>
       <w:r>
         <w:rPr>
@@ -1470,7 +1428,6 @@
         <w:keepNext w:val="false"/>
         <w:bidi/>
         <w:spacing w:after="160" w:before="0" w:line="380"/>
-        <w:jc w:val="right"/>
       </w:pPr>
       <w:r>
         <w:rPr>
@@ -1492,7 +1449,6 @@
         <w:keepNext w:val="false"/>
         <w:bidi/>
         <w:spacing w:after="160" w:before="0" w:line="380"/>
-        <w:jc w:val="right"/>
       </w:pPr>
       <w:r>
         <w:rPr>
@@ -1514,7 +1470,6 @@
         <w:keepNext w:val="false"/>
         <w:bidi/>
         <w:spacing w:after="160" w:before="0" w:line="380"/>
-        <w:jc w:val="right"/>
       </w:pPr>
       <w:r>
         <w:rPr>
@@ -1536,7 +1491,6 @@
         <w:keepNext w:val="false"/>
         <w:bidi/>
         <w:spacing w:after="160" w:before="0" w:line="380"/>
-        <w:jc w:val="right"/>
       </w:pPr>
       <w:r>
         <w:rPr>
@@ -1573,7 +1527,6 @@
         <w:keepNext w:val="false"/>
         <w:bidi/>
         <w:spacing w:after="160" w:before="0" w:line="380"/>
-        <w:jc w:val="right"/>
       </w:pPr>
       <w:r>
         <w:rPr>
@@ -1595,7 +1548,6 @@
         <w:keepNext w:val="false"/>
         <w:bidi/>
         <w:spacing w:after="160" w:before="0" w:line="380"/>
-        <w:jc w:val="right"/>
       </w:pPr>
       <w:r>
         <w:rPr>
@@ -1617,7 +1569,6 @@
         <w:keepNext w:val="false"/>
         <w:bidi/>
         <w:spacing w:after="160" w:before="0" w:line="380"/>
-        <w:jc w:val="right"/>
       </w:pPr>
       <w:r>
         <w:rPr>
@@ -1639,7 +1590,6 @@
         <w:keepNext w:val="false"/>
         <w:bidi/>
         <w:spacing w:after="160" w:before="0" w:line="380"/>
-        <w:jc w:val="right"/>
       </w:pPr>
       <w:r>
         <w:rPr>
@@ -1661,7 +1611,6 @@
         <w:keepNext w:val="false"/>
         <w:bidi/>
         <w:spacing w:after="160" w:before="0" w:line="380"/>
-        <w:jc w:val="right"/>
       </w:pPr>
       <w:r>
         <w:rPr>
@@ -1826,7 +1775,6 @@
         <w:keepNext w:val="false"/>
         <w:bidi/>
         <w:spacing w:after="160" w:before="0" w:line="380"/>
-        <w:jc w:val="right"/>
       </w:pPr>
       <w:r>
         <w:rPr>
@@ -1848,7 +1796,6 @@
         <w:keepNext w:val="false"/>
         <w:bidi/>
         <w:spacing w:after="160" w:before="0" w:line="380"/>
-        <w:jc w:val="right"/>
       </w:pPr>
       <w:r>
         <w:rPr>
@@ -1870,7 +1817,6 @@
         <w:keepNext w:val="false"/>
         <w:bidi/>
         <w:spacing w:after="160" w:before="0" w:line="380"/>
-        <w:jc w:val="right"/>
       </w:pPr>
       <w:r>
         <w:rPr>
@@ -1892,7 +1838,6 @@
         <w:keepNext w:val="false"/>
         <w:bidi/>
         <w:spacing w:after="160" w:before="0" w:line="380"/>
-        <w:jc w:val="right"/>
       </w:pPr>
       <w:r>
         <w:rPr>
@@ -1914,7 +1859,6 @@
         <w:keepNext w:val="false"/>
         <w:bidi/>
         <w:spacing w:after="160" w:before="0" w:line="380"/>
-        <w:jc w:val="right"/>
       </w:pPr>
       <w:r>
         <w:rPr>
@@ -1936,7 +1880,6 @@
         <w:keepNext w:val="false"/>
         <w:bidi/>
         <w:spacing w:after="160" w:before="0" w:line="380"/>
-        <w:jc w:val="right"/>
       </w:pPr>
       <w:r>
         <w:rPr>
@@ -1958,7 +1901,6 @@
         <w:keepNext w:val="false"/>
         <w:bidi/>
         <w:spacing w:after="160" w:before="0" w:line="380"/>
-        <w:jc w:val="right"/>
       </w:pPr>
       <w:r>
         <w:rPr>
@@ -2010,7 +1952,6 @@
         <w:keepNext w:val="false"/>
         <w:bidi/>
         <w:spacing w:after="160" w:before="0" w:line="380"/>
-        <w:jc w:val="right"/>
       </w:pPr>
       <w:r>
         <w:rPr>
@@ -2032,7 +1973,6 @@
         <w:keepNext w:val="false"/>
         <w:bidi/>
         <w:spacing w:after="160" w:before="0" w:line="380"/>
-        <w:jc w:val="right"/>
       </w:pPr>
       <w:r>
         <w:rPr>
@@ -2054,7 +1994,6 @@
         <w:keepNext w:val="false"/>
         <w:bidi/>
         <w:spacing w:after="160" w:before="0" w:line="380"/>
-        <w:jc w:val="right"/>
       </w:pPr>
       <w:r>
         <w:rPr>
@@ -2076,7 +2015,6 @@
         <w:keepNext w:val="false"/>
         <w:bidi/>
         <w:spacing w:after="160" w:before="0" w:line="380"/>
-        <w:jc w:val="right"/>
       </w:pPr>
       <w:r>
         <w:rPr>
@@ -2098,7 +2036,6 @@
         <w:keepNext w:val="false"/>
         <w:bidi/>
         <w:spacing w:after="160" w:before="0" w:line="380"/>
-        <w:jc w:val="right"/>
       </w:pPr>
       <w:r>
         <w:rPr>
@@ -2120,7 +2057,6 @@
         <w:keepNext w:val="false"/>
         <w:bidi/>
         <w:spacing w:after="160" w:before="0" w:line="380"/>
-        <w:jc w:val="right"/>
       </w:pPr>
       <w:r>
         <w:rPr>
@@ -2142,7 +2078,6 @@
         <w:keepNext w:val="false"/>
         <w:bidi/>
         <w:spacing w:after="160" w:before="0" w:line="380"/>
-        <w:jc w:val="right"/>
       </w:pPr>
       <w:r>
         <w:rPr>
@@ -2194,7 +2129,6 @@
         <w:keepNext w:val="false"/>
         <w:bidi/>
         <w:spacing w:after="160" w:before="0" w:line="380"/>
-        <w:jc w:val="right"/>
       </w:pPr>
       <w:r>
         <w:rPr>
@@ -2216,7 +2150,6 @@
         <w:keepNext w:val="false"/>
         <w:bidi/>
         <w:spacing w:after="160" w:before="0" w:line="380"/>
-        <w:jc w:val="right"/>
       </w:pPr>
       <w:r>
         <w:rPr>
@@ -2238,7 +2171,6 @@
         <w:keepNext w:val="false"/>
         <w:bidi/>
         <w:spacing w:after="160" w:before="0" w:line="380"/>
-        <w:jc w:val="right"/>
       </w:pPr>
       <w:r>
         <w:rPr>
@@ -2260,7 +2192,6 @@
         <w:keepNext w:val="false"/>
         <w:bidi/>
         <w:spacing w:after="160" w:before="0" w:line="380"/>
-        <w:jc w:val="right"/>
       </w:pPr>
       <w:r>
         <w:rPr>
@@ -2297,7 +2228,6 @@
         <w:keepNext w:val="false"/>
         <w:bidi/>
         <w:spacing w:after="160" w:before="0" w:line="380"/>
-        <w:jc w:val="right"/>
       </w:pPr>
       <w:r>
         <w:rPr>
@@ -2386,7 +2316,6 @@
         <w:keepNext w:val="false"/>
         <w:bidi/>
         <w:spacing w:after="160" w:before="0" w:line="380"/>
-        <w:jc w:val="right"/>
       </w:pPr>
       <w:r>
         <w:rPr>
@@ -2408,7 +2337,6 @@
         <w:keepNext w:val="false"/>
         <w:bidi/>
         <w:spacing w:after="160" w:before="0" w:line="380"/>
-        <w:jc w:val="right"/>
       </w:pPr>
       <w:r>
         <w:rPr>
@@ -2430,7 +2358,6 @@
         <w:keepNext w:val="false"/>
         <w:bidi/>
         <w:spacing w:after="160" w:before="0" w:line="380"/>
-        <w:jc w:val="right"/>
       </w:pPr>
       <w:r>
         <w:rPr>
@@ -2452,7 +2379,6 @@
         <w:keepNext w:val="false"/>
         <w:bidi/>
         <w:spacing w:after="160" w:before="0" w:line="380"/>
-        <w:jc w:val="right"/>
       </w:pPr>
       <w:r>
         <w:rPr>
@@ -2474,7 +2400,6 @@
         <w:keepNext w:val="false"/>
         <w:bidi/>
         <w:spacing w:after="160" w:before="0" w:line="380"/>
-        <w:jc w:val="right"/>
       </w:pPr>
       <w:r>
         <w:rPr>
@@ -2496,7 +2421,6 @@
         <w:keepNext w:val="false"/>
         <w:bidi/>
         <w:spacing w:after="160" w:before="0" w:line="380"/>
-        <w:jc w:val="right"/>
       </w:pPr>
       <w:r>
         <w:rPr>
@@ -2518,7 +2442,6 @@
         <w:keepNext w:val="false"/>
         <w:bidi/>
         <w:spacing w:after="160" w:before="0" w:line="380"/>
-        <w:jc w:val="right"/>
       </w:pPr>
       <w:r>
         <w:rPr>
@@ -2540,7 +2463,6 @@
         <w:keepNext w:val="false"/>
         <w:bidi/>
         <w:spacing w:after="160" w:before="0" w:line="380"/>
-        <w:jc w:val="right"/>
       </w:pPr>
       <w:r>
         <w:rPr>
@@ -2562,7 +2484,6 @@
         <w:keepNext w:val="false"/>
         <w:bidi/>
         <w:spacing w:after="160" w:before="0" w:line="380"/>
-        <w:jc w:val="right"/>
       </w:pPr>
       <w:r>
         <w:rPr>
@@ -2584,7 +2505,6 @@
         <w:keepNext w:val="false"/>
         <w:bidi/>
         <w:spacing w:after="160" w:before="0" w:line="380"/>
-        <w:jc w:val="right"/>
       </w:pPr>
       <w:r>
         <w:rPr>
@@ -2606,7 +2526,6 @@
         <w:keepNext w:val="false"/>
         <w:bidi/>
         <w:spacing w:after="160" w:before="0" w:line="380"/>
-        <w:jc w:val="right"/>
       </w:pPr>
       <w:r>
         <w:rPr>
@@ -2628,7 +2547,6 @@
         <w:keepNext w:val="false"/>
         <w:bidi/>
         <w:spacing w:after="160" w:before="0" w:line="380"/>
-        <w:jc w:val="right"/>
       </w:pPr>
       <w:r>
         <w:rPr>
@@ -2650,7 +2568,6 @@
         <w:keepNext w:val="false"/>
         <w:bidi/>
         <w:spacing w:after="160" w:before="0" w:line="380"/>
-        <w:jc w:val="right"/>
       </w:pPr>
       <w:r>
         <w:rPr>
@@ -2672,7 +2589,6 @@
         <w:keepNext w:val="false"/>
         <w:bidi/>
         <w:spacing w:after="160" w:before="0" w:line="380"/>
-        <w:jc w:val="right"/>
       </w:pPr>
       <w:r>
         <w:rPr>
@@ -2694,7 +2610,6 @@
         <w:keepNext w:val="false"/>
         <w:bidi/>
         <w:spacing w:after="160" w:before="0" w:line="380"/>
-        <w:jc w:val="right"/>
       </w:pPr>
       <w:r>
         <w:rPr>
@@ -2761,7 +2676,6 @@
         <w:keepNext w:val="false"/>
         <w:bidi/>
         <w:spacing w:after="160" w:before="0" w:line="380"/>
-        <w:jc w:val="right"/>
       </w:pPr>
       <w:r>
         <w:rPr>
@@ -2783,7 +2697,6 @@
         <w:keepNext w:val="false"/>
         <w:bidi/>
         <w:spacing w:after="160" w:before="0" w:line="380"/>
-        <w:jc w:val="right"/>
       </w:pPr>
       <w:r>
         <w:rPr>
@@ -2805,7 +2718,6 @@
         <w:keepNext w:val="false"/>
         <w:bidi/>
         <w:spacing w:after="160" w:before="0" w:line="380"/>
-        <w:jc w:val="right"/>
       </w:pPr>
       <w:r>
         <w:rPr>
@@ -2827,7 +2739,6 @@
         <w:keepNext w:val="false"/>
         <w:bidi/>
         <w:spacing w:after="160" w:before="0" w:line="380"/>
-        <w:jc w:val="right"/>
       </w:pPr>
       <w:r>
         <w:rPr>
@@ -2849,7 +2760,6 @@
         <w:keepNext w:val="false"/>
         <w:bidi/>
         <w:spacing w:after="160" w:before="0" w:line="380"/>
-        <w:jc w:val="right"/>
       </w:pPr>
       <w:r>
         <w:rPr>
@@ -2871,7 +2781,6 @@
         <w:keepNext w:val="false"/>
         <w:bidi/>
         <w:spacing w:after="160" w:before="0" w:line="380"/>
-        <w:jc w:val="right"/>
       </w:pPr>
       <w:r>
         <w:rPr>
@@ -2893,7 +2802,6 @@
         <w:keepNext w:val="false"/>
         <w:bidi/>
         <w:spacing w:after="160" w:before="0" w:line="380"/>
-        <w:jc w:val="right"/>
       </w:pPr>
       <w:r>
         <w:rPr>
@@ -2915,7 +2823,6 @@
         <w:keepNext w:val="false"/>
         <w:bidi/>
         <w:spacing w:after="160" w:before="0" w:line="380"/>
-        <w:jc w:val="right"/>
       </w:pPr>
       <w:r>
         <w:rPr>
@@ -2937,7 +2844,6 @@
         <w:keepNext w:val="false"/>
         <w:bidi/>
         <w:spacing w:after="160" w:before="0" w:line="380"/>
-        <w:jc w:val="right"/>
       </w:pPr>
       <w:r>
         <w:rPr>
@@ -2959,7 +2865,6 @@
         <w:keepNext w:val="false"/>
         <w:bidi/>
         <w:spacing w:after="160" w:before="0" w:line="380"/>
-        <w:jc w:val="right"/>
       </w:pPr>
       <w:r>
         <w:rPr>
@@ -2981,7 +2886,6 @@
         <w:keepNext w:val="false"/>
         <w:bidi/>
         <w:spacing w:after="160" w:before="0" w:line="380"/>
-        <w:jc w:val="right"/>
       </w:pPr>
       <w:r>
         <w:rPr>
@@ -3003,7 +2907,6 @@
         <w:keepNext w:val="false"/>
         <w:bidi/>
         <w:spacing w:after="160" w:before="0" w:line="380"/>
-        <w:jc w:val="right"/>
       </w:pPr>
       <w:r>
         <w:rPr>
@@ -3055,7 +2958,6 @@
         <w:keepNext w:val="false"/>
         <w:bidi/>
         <w:spacing w:after="160" w:before="0" w:line="380"/>
-        <w:jc w:val="right"/>
       </w:pPr>
       <w:r>
         <w:rPr>
@@ -3077,7 +2979,6 @@
         <w:keepNext w:val="false"/>
         <w:bidi/>
         <w:spacing w:after="160" w:before="0" w:line="380"/>
-        <w:jc w:val="right"/>
       </w:pPr>
       <w:r>
         <w:rPr>
@@ -3099,7 +3000,6 @@
         <w:keepNext w:val="false"/>
         <w:bidi/>
         <w:spacing w:after="160" w:before="0" w:line="380"/>
-        <w:jc w:val="right"/>
       </w:pPr>
       <w:r>
         <w:rPr>
@@ -3121,7 +3021,6 @@
         <w:keepNext w:val="false"/>
         <w:bidi/>
         <w:spacing w:after="160" w:before="0" w:line="380"/>
-        <w:jc w:val="right"/>
       </w:pPr>
       <w:r>
         <w:rPr>
@@ -3143,7 +3042,6 @@
         <w:keepNext w:val="false"/>
         <w:bidi/>
         <w:spacing w:after="160" w:before="0" w:line="380"/>
-        <w:jc w:val="right"/>
       </w:pPr>
       <w:r>
         <w:rPr>
@@ -3165,7 +3063,6 @@
         <w:keepNext w:val="false"/>
         <w:bidi/>
         <w:spacing w:after="160" w:before="0" w:line="380"/>
-        <w:jc w:val="right"/>
       </w:pPr>
       <w:r>
         <w:rPr>
@@ -3187,7 +3084,6 @@
         <w:keepNext w:val="false"/>
         <w:bidi/>
         <w:spacing w:after="160" w:before="0" w:line="380"/>
-        <w:jc w:val="right"/>
       </w:pPr>
       <w:r>
         <w:rPr>
@@ -3209,7 +3105,6 @@
         <w:keepNext w:val="false"/>
         <w:bidi/>
         <w:spacing w:after="160" w:before="0" w:line="380"/>
-        <w:jc w:val="right"/>
       </w:pPr>
       <w:r>
         <w:rPr>
@@ -3231,7 +3126,6 @@
         <w:keepNext w:val="false"/>
         <w:bidi/>
         <w:spacing w:after="160" w:before="0" w:line="380"/>
-        <w:jc w:val="right"/>
       </w:pPr>
       <w:r>
         <w:rPr>
@@ -3253,7 +3147,6 @@
         <w:keepNext w:val="false"/>
         <w:bidi/>
         <w:spacing w:after="160" w:before="0" w:line="380"/>
-        <w:jc w:val="right"/>
       </w:pPr>
       <w:r>
         <w:rPr>
@@ -3290,7 +3183,6 @@
         <w:keepNext w:val="false"/>
         <w:bidi/>
         <w:spacing w:after="160" w:before="0" w:line="380"/>
-        <w:jc w:val="right"/>
       </w:pPr>
       <w:r>
         <w:rPr>
@@ -3312,7 +3204,6 @@
         <w:keepNext w:val="false"/>
         <w:bidi/>
         <w:spacing w:after="160" w:before="0" w:line="380"/>
-        <w:jc w:val="right"/>
       </w:pPr>
       <w:r>
         <w:rPr>
@@ -3334,7 +3225,6 @@
         <w:keepNext w:val="false"/>
         <w:bidi/>
         <w:spacing w:after="160" w:before="0" w:line="380"/>
-        <w:jc w:val="right"/>
       </w:pPr>
       <w:r>
         <w:rPr>
@@ -3356,7 +3246,6 @@
         <w:keepNext w:val="false"/>
         <w:bidi/>
         <w:spacing w:after="160" w:before="0" w:line="380"/>
-        <w:jc w:val="right"/>
       </w:pPr>
       <w:r>
         <w:rPr>
@@ -3378,7 +3267,6 @@
         <w:keepNext w:val="false"/>
         <w:bidi/>
         <w:spacing w:after="160" w:before="0" w:line="380"/>
-        <w:jc w:val="right"/>
       </w:pPr>
       <w:r>
         <w:rPr>
@@ -3400,7 +3288,6 @@
         <w:keepNext w:val="false"/>
         <w:bidi/>
         <w:spacing w:after="160" w:before="0" w:line="380"/>
-        <w:jc w:val="right"/>
       </w:pPr>
       <w:r>
         <w:rPr>
@@ -3422,7 +3309,6 @@
         <w:keepNext w:val="false"/>
         <w:bidi/>
         <w:spacing w:after="160" w:before="0" w:line="380"/>
-        <w:jc w:val="right"/>
       </w:pPr>
       <w:r>
         <w:rPr>
@@ -3444,7 +3330,6 @@
         <w:keepNext w:val="false"/>
         <w:bidi/>
         <w:spacing w:after="160" w:before="0" w:line="380"/>
-        <w:jc w:val="right"/>
       </w:pPr>
       <w:r>
         <w:rPr>
@@ -3504,7 +3389,6 @@
         <w:keepNext w:val="false"/>
         <w:bidi/>
         <w:spacing w:after="160" w:before="0" w:line="380"/>
-        <w:jc w:val="right"/>
       </w:pPr>
       <w:r>
         <w:rPr>
@@ -3526,7 +3410,6 @@
         <w:keepNext w:val="false"/>
         <w:bidi/>
         <w:spacing w:after="160" w:before="0" w:line="380"/>
-        <w:jc w:val="right"/>
       </w:pPr>
       <w:r>
         <w:rPr>
@@ -3548,7 +3431,6 @@
         <w:keepNext w:val="false"/>
         <w:bidi/>
         <w:spacing w:after="160" w:before="0" w:line="380"/>
-        <w:jc w:val="right"/>
       </w:pPr>
       <w:r>
         <w:rPr>
@@ -3570,7 +3452,6 @@
         <w:keepNext w:val="false"/>
         <w:bidi/>
         <w:spacing w:after="160" w:before="0" w:line="380"/>
-        <w:jc w:val="right"/>
       </w:pPr>
       <w:r>
         <w:rPr>
@@ -3592,7 +3473,6 @@
         <w:keepNext w:val="false"/>
         <w:bidi/>
         <w:spacing w:after="160" w:before="0" w:line="380"/>
-        <w:jc w:val="right"/>
       </w:pPr>
       <w:r>
         <w:rPr>
@@ -3749,7 +3629,6 @@
         <w:keepNext w:val="false"/>
         <w:bidi/>
         <w:spacing w:after="160" w:before="0" w:line="380"/>
-        <w:jc w:val="right"/>
       </w:pPr>
       <w:r>
         <w:rPr>
@@ -3771,7 +3650,6 @@
         <w:keepNext w:val="false"/>
         <w:bidi/>
         <w:spacing w:after="160" w:before="0" w:line="380"/>
-        <w:jc w:val="right"/>
       </w:pPr>
       <w:r>
         <w:rPr>
@@ -3793,7 +3671,6 @@
         <w:keepNext w:val="false"/>
         <w:bidi/>
         <w:spacing w:after="160" w:before="0" w:line="380"/>
-        <w:jc w:val="right"/>
       </w:pPr>
       <w:r>
         <w:rPr>
@@ -3815,7 +3692,6 @@
         <w:keepNext w:val="false"/>
         <w:bidi/>
         <w:spacing w:after="160" w:before="0" w:line="380"/>
-        <w:jc w:val="right"/>
       </w:pPr>
       <w:r>
         <w:rPr>
@@ -3837,7 +3713,6 @@
         <w:keepNext w:val="false"/>
         <w:bidi/>
         <w:spacing w:after="160" w:before="0" w:line="380"/>
-        <w:jc w:val="right"/>
       </w:pPr>
       <w:r>
         <w:rPr>
@@ -3859,7 +3734,6 @@
         <w:keepNext w:val="false"/>
         <w:bidi/>
         <w:spacing w:after="160" w:before="0" w:line="380"/>
-        <w:jc w:val="right"/>
       </w:pPr>
       <w:r>
         <w:rPr>
@@ -3881,7 +3755,6 @@
         <w:keepNext w:val="false"/>
         <w:bidi/>
         <w:spacing w:after="160" w:before="0" w:line="380"/>
-        <w:jc w:val="right"/>
       </w:pPr>
       <w:r>
         <w:rPr>
@@ -3903,7 +3776,6 @@
         <w:keepNext w:val="false"/>
         <w:bidi/>
         <w:spacing w:after="160" w:before="0" w:line="380"/>
-        <w:jc w:val="right"/>
       </w:pPr>
       <w:r>
         <w:rPr>
@@ -3925,7 +3797,6 @@
         <w:keepNext w:val="false"/>
         <w:bidi/>
         <w:spacing w:after="160" w:before="0" w:line="380"/>
-        <w:jc w:val="right"/>
       </w:pPr>
       <w:r>
         <w:rPr>
@@ -3947,7 +3818,6 @@
         <w:keepNext w:val="false"/>
         <w:bidi/>
         <w:spacing w:after="160" w:before="0" w:line="380"/>
-        <w:jc w:val="right"/>
       </w:pPr>
       <w:r>
         <w:rPr>
@@ -3969,7 +3839,6 @@
         <w:keepNext w:val="false"/>
         <w:bidi/>
         <w:spacing w:after="160" w:before="0" w:line="380"/>
-        <w:jc w:val="right"/>
       </w:pPr>
       <w:r>
         <w:rPr>
@@ -3991,7 +3860,6 @@
         <w:keepNext w:val="false"/>
         <w:bidi/>
         <w:spacing w:after="160" w:before="0" w:line="380"/>
-        <w:jc w:val="right"/>
       </w:pPr>
       <w:r>
         <w:rPr>
@@ -4013,7 +3881,6 @@
         <w:keepNext w:val="false"/>
         <w:bidi/>
         <w:spacing w:after="160" w:before="0" w:line="380"/>
-        <w:jc w:val="right"/>
       </w:pPr>
       <w:r>
         <w:rPr>
@@ -4035,7 +3902,6 @@
         <w:keepNext w:val="false"/>
         <w:bidi/>
         <w:spacing w:after="160" w:before="0" w:line="380"/>
-        <w:jc w:val="right"/>
       </w:pPr>
       <w:r>
         <w:rPr>
@@ -4057,7 +3923,6 @@
         <w:keepNext w:val="false"/>
         <w:bidi/>
         <w:spacing w:after="160" w:before="0" w:line="380"/>
-        <w:jc w:val="right"/>
       </w:pPr>
       <w:r>
         <w:rPr>
@@ -4079,7 +3944,6 @@
         <w:keepNext w:val="false"/>
         <w:bidi/>
         <w:spacing w:after="160" w:before="0" w:line="380"/>
-        <w:jc w:val="right"/>
       </w:pPr>
       <w:r>
         <w:rPr>
@@ -4101,7 +3965,6 @@
         <w:keepNext w:val="false"/>
         <w:bidi/>
         <w:spacing w:after="160" w:before="0" w:line="380"/>
-        <w:jc w:val="right"/>
       </w:pPr>
       <w:r>
         <w:rPr>
@@ -4123,7 +3986,6 @@
         <w:keepNext w:val="false"/>
         <w:bidi/>
         <w:spacing w:after="160" w:before="0" w:line="380"/>
-        <w:jc w:val="right"/>
       </w:pPr>
       <w:r>
         <w:rPr>
@@ -4145,7 +4007,6 @@
         <w:keepNext w:val="false"/>
         <w:bidi/>
         <w:spacing w:after="160" w:before="0" w:line="380"/>
-        <w:jc w:val="right"/>
       </w:pPr>
       <w:r>
         <w:rPr>
@@ -4167,7 +4028,6 @@
         <w:keepNext w:val="false"/>
         <w:bidi/>
         <w:spacing w:after="160" w:before="0" w:line="380"/>
-        <w:jc w:val="right"/>
       </w:pPr>
       <w:r>
         <w:rPr>
@@ -4189,7 +4049,6 @@
         <w:keepNext w:val="false"/>
         <w:bidi/>
         <w:spacing w:after="160" w:before="0" w:line="380"/>
-        <w:jc w:val="right"/>
       </w:pPr>
       <w:r>
         <w:rPr>
@@ -4211,7 +4070,6 @@
         <w:keepNext w:val="false"/>
         <w:bidi/>
         <w:spacing w:after="160" w:before="0" w:line="380"/>
-        <w:jc w:val="right"/>
       </w:pPr>
       <w:r>
         <w:rPr>
@@ -4233,7 +4091,6 @@
         <w:keepNext w:val="false"/>
         <w:bidi/>
         <w:spacing w:after="160" w:before="0" w:line="380"/>
-        <w:jc w:val="right"/>
       </w:pPr>
       <w:r>
         <w:rPr>
@@ -4300,7 +4157,6 @@
         <w:keepNext w:val="false"/>
         <w:bidi/>
         <w:spacing w:after="160" w:before="0" w:line="380"/>
-        <w:jc w:val="right"/>
       </w:pPr>
       <w:r>
         <w:rPr>
@@ -4322,7 +4178,6 @@
         <w:keepNext w:val="false"/>
         <w:bidi/>
         <w:spacing w:after="160" w:before="0" w:line="380"/>
-        <w:jc w:val="right"/>
       </w:pPr>
       <w:r>
         <w:rPr>
@@ -4344,7 +4199,6 @@
         <w:keepNext w:val="false"/>
         <w:bidi/>
         <w:spacing w:after="160" w:before="0" w:line="380"/>
-        <w:jc w:val="right"/>
       </w:pPr>
       <w:r>
         <w:rPr>
@@ -4366,7 +4220,6 @@
         <w:keepNext w:val="false"/>
         <w:bidi/>
         <w:spacing w:after="160" w:before="0" w:line="380"/>
-        <w:jc w:val="right"/>
       </w:pPr>
       <w:r>
         <w:rPr>
@@ -4388,7 +4241,6 @@
         <w:keepNext w:val="false"/>
         <w:bidi/>
         <w:spacing w:after="160" w:before="0" w:line="380"/>
-        <w:jc w:val="right"/>
       </w:pPr>
       <w:r>
         <w:rPr>
@@ -4455,7 +4307,6 @@
         <w:keepNext w:val="false"/>
         <w:bidi/>
         <w:spacing w:after="160" w:before="0" w:line="380"/>
-        <w:jc w:val="right"/>
       </w:pPr>
       <w:r>
         <w:rPr>
@@ -4477,7 +4328,6 @@
         <w:keepNext w:val="false"/>
         <w:bidi/>
         <w:spacing w:after="160" w:before="0" w:line="380"/>
-        <w:jc w:val="right"/>
       </w:pPr>
       <w:r>
         <w:rPr>
@@ -4499,7 +4349,6 @@
         <w:keepNext w:val="false"/>
         <w:bidi/>
         <w:spacing w:after="160" w:before="0" w:line="380"/>
-        <w:jc w:val="right"/>
       </w:pPr>
       <w:r>
         <w:rPr>
@@ -4521,7 +4370,6 @@
         <w:keepNext w:val="false"/>
         <w:bidi/>
         <w:spacing w:after="160" w:before="0" w:line="380"/>
-        <w:jc w:val="right"/>
       </w:pPr>
       <w:r>
         <w:rPr>
@@ -4543,7 +4391,6 @@
         <w:keepNext w:val="false"/>
         <w:bidi/>
         <w:spacing w:after="160" w:before="0" w:line="380"/>
-        <w:jc w:val="right"/>
       </w:pPr>
       <w:r>
         <w:rPr>
@@ -4565,7 +4412,6 @@
         <w:keepNext w:val="false"/>
         <w:bidi/>
         <w:spacing w:after="160" w:before="0" w:line="380"/>
-        <w:jc w:val="right"/>
       </w:pPr>
       <w:r>
         <w:rPr>
@@ -4587,7 +4433,6 @@
         <w:keepNext w:val="false"/>
         <w:bidi/>
         <w:spacing w:after="160" w:before="0" w:line="380"/>
-        <w:jc w:val="right"/>
       </w:pPr>
       <w:r>
         <w:rPr>
@@ -4609,7 +4454,6 @@
         <w:keepNext w:val="false"/>
         <w:bidi/>
         <w:spacing w:after="160" w:before="0" w:line="380"/>
-        <w:jc w:val="right"/>
       </w:pPr>
       <w:r>
         <w:rPr>
@@ -4669,7 +4513,6 @@
         <w:keepNext w:val="false"/>
         <w:bidi/>
         <w:spacing w:after="160" w:before="0" w:line="380"/>
-        <w:jc w:val="right"/>
       </w:pPr>
       <w:r>
         <w:rPr>
@@ -4691,7 +4534,6 @@
         <w:keepNext w:val="false"/>
         <w:bidi/>
         <w:spacing w:after="160" w:before="0" w:line="380"/>
-        <w:jc w:val="right"/>
       </w:pPr>
       <w:r>
         <w:rPr>
@@ -4713,7 +4555,6 @@
         <w:keepNext w:val="false"/>
         <w:bidi/>
         <w:spacing w:after="160" w:before="0" w:line="380"/>
-        <w:jc w:val="right"/>
       </w:pPr>
       <w:r>
         <w:rPr>
@@ -4870,7 +4711,6 @@
         <w:keepNext w:val="false"/>
         <w:bidi/>
         <w:spacing w:after="160" w:before="0" w:line="380"/>
-        <w:jc w:val="right"/>
       </w:pPr>
       <w:r>
         <w:rPr>
@@ -4892,7 +4732,6 @@
         <w:keepNext w:val="false"/>
         <w:bidi/>
         <w:spacing w:after="160" w:before="0" w:line="380"/>
-        <w:jc w:val="right"/>
       </w:pPr>
       <w:r>
         <w:rPr>
@@ -4914,7 +4753,6 @@
         <w:keepNext w:val="false"/>
         <w:bidi/>
         <w:spacing w:after="160" w:before="0" w:line="380"/>
-        <w:jc w:val="right"/>
       </w:pPr>
       <w:r>
         <w:rPr>
@@ -4936,7 +4774,6 @@
         <w:keepNext w:val="false"/>
         <w:bidi/>
         <w:spacing w:after="160" w:before="0" w:line="380"/>
-        <w:jc w:val="right"/>
       </w:pPr>
       <w:r>
         <w:rPr>
@@ -4958,7 +4795,6 @@
         <w:keepNext w:val="false"/>
         <w:bidi/>
         <w:spacing w:after="160" w:before="0" w:line="380"/>
-        <w:jc w:val="right"/>
       </w:pPr>
       <w:r>
         <w:rPr>
@@ -4980,7 +4816,6 @@
         <w:keepNext w:val="false"/>
         <w:bidi/>
         <w:spacing w:after="160" w:before="0" w:line="380"/>
-        <w:jc w:val="right"/>
       </w:pPr>
       <w:r>
         <w:rPr>
@@ -5002,7 +4837,6 @@
         <w:keepNext w:val="false"/>
         <w:bidi/>
         <w:spacing w:after="160" w:before="0" w:line="380"/>
-        <w:jc w:val="right"/>
       </w:pPr>
       <w:r>
         <w:rPr>
@@ -5024,7 +4858,6 @@
         <w:keepNext w:val="false"/>
         <w:bidi/>
         <w:spacing w:after="160" w:before="0" w:line="380"/>
-        <w:jc w:val="right"/>
       </w:pPr>
       <w:r>
         <w:rPr>
@@ -5046,7 +4879,6 @@
         <w:keepNext w:val="false"/>
         <w:bidi/>
         <w:spacing w:after="160" w:before="0" w:line="380"/>
-        <w:jc w:val="right"/>
       </w:pPr>
       <w:r>
         <w:rPr>
@@ -5068,7 +4900,6 @@
         <w:keepNext w:val="false"/>
         <w:bidi/>
         <w:spacing w:after="160" w:before="0" w:line="380"/>
-        <w:jc w:val="right"/>
       </w:pPr>
       <w:r>
         <w:rPr>
@@ -5090,7 +4921,6 @@
         <w:keepNext w:val="false"/>
         <w:bidi/>
         <w:spacing w:after="160" w:before="0" w:line="380"/>
-        <w:jc w:val="right"/>
       </w:pPr>
       <w:r>
         <w:rPr>
@@ -5127,7 +4957,6 @@
         <w:keepNext w:val="false"/>
         <w:bidi/>
         <w:spacing w:after="160" w:before="0" w:line="380"/>
-        <w:jc w:val="right"/>
       </w:pPr>
       <w:r>
         <w:rPr>
@@ -5149,7 +4978,6 @@
         <w:keepNext w:val="false"/>
         <w:bidi/>
         <w:spacing w:after="160" w:before="0" w:line="380"/>
-        <w:jc w:val="right"/>
       </w:pPr>
       <w:r>
         <w:rPr>
@@ -5171,7 +4999,6 @@
         <w:keepNext w:val="false"/>
         <w:bidi/>
         <w:spacing w:after="160" w:before="0" w:line="380"/>
-        <w:jc w:val="right"/>
       </w:pPr>
       <w:r>
         <w:rPr>
@@ -5193,7 +5020,6 @@
         <w:keepNext w:val="false"/>
         <w:bidi/>
         <w:spacing w:after="160" w:before="0" w:line="380"/>
-        <w:jc w:val="right"/>
       </w:pPr>
       <w:r>
         <w:rPr>
@@ -5215,7 +5041,6 @@
         <w:keepNext w:val="false"/>
         <w:bidi/>
         <w:spacing w:after="160" w:before="0" w:line="380"/>
-        <w:jc w:val="right"/>
       </w:pPr>
       <w:r>
         <w:rPr>
@@ -5237,7 +5062,6 @@
         <w:keepNext w:val="false"/>
         <w:bidi/>
         <w:spacing w:after="160" w:before="0" w:line="380"/>
-        <w:jc w:val="right"/>
       </w:pPr>
       <w:r>
         <w:rPr>
@@ -5259,7 +5083,6 @@
         <w:keepNext w:val="false"/>
         <w:bidi/>
         <w:spacing w:after="160" w:before="0" w:line="380"/>
-        <w:jc w:val="right"/>
       </w:pPr>
       <w:r>
         <w:rPr>
@@ -5281,7 +5104,6 @@
         <w:keepNext w:val="false"/>
         <w:bidi/>
         <w:spacing w:after="160" w:before="0" w:line="380"/>
-        <w:jc w:val="right"/>
       </w:pPr>
       <w:r>
         <w:rPr>
@@ -5303,7 +5125,6 @@
         <w:keepNext w:val="false"/>
         <w:bidi/>
         <w:spacing w:after="160" w:before="0" w:line="380"/>
-        <w:jc w:val="right"/>
       </w:pPr>
       <w:r>
         <w:rPr>
@@ -5325,7 +5146,6 @@
         <w:keepNext w:val="false"/>
         <w:bidi/>
         <w:spacing w:after="160" w:before="0" w:line="380"/>
-        <w:jc w:val="right"/>
       </w:pPr>
       <w:r>
         <w:rPr>
@@ -5347,7 +5167,6 @@
         <w:keepNext w:val="false"/>
         <w:bidi/>
         <w:spacing w:after="160" w:before="0" w:line="380"/>
-        <w:jc w:val="right"/>
       </w:pPr>
       <w:r>
         <w:rPr>
@@ -5369,7 +5188,6 @@
         <w:keepNext w:val="false"/>
         <w:bidi/>
         <w:spacing w:after="160" w:before="0" w:line="380"/>
-        <w:jc w:val="right"/>
       </w:pPr>
       <w:r>
         <w:rPr>
@@ -5391,7 +5209,6 @@
         <w:keepNext w:val="false"/>
         <w:bidi/>
         <w:spacing w:after="160" w:before="0" w:line="380"/>
-        <w:jc w:val="right"/>
       </w:pPr>
       <w:r>
         <w:rPr>
@@ -5413,7 +5230,6 @@
         <w:keepNext w:val="false"/>
         <w:bidi/>
         <w:spacing w:after="160" w:before="0" w:line="380"/>
-        <w:jc w:val="right"/>
       </w:pPr>
       <w:r>
         <w:rPr>
@@ -5435,7 +5251,6 @@
         <w:keepNext w:val="false"/>
         <w:bidi/>
         <w:spacing w:after="160" w:before="0" w:line="380"/>
-        <w:jc w:val="right"/>
       </w:pPr>
       <w:r>
         <w:rPr>
@@ -5457,7 +5272,6 @@
         <w:keepNext w:val="false"/>
         <w:bidi/>
         <w:spacing w:after="160" w:before="0" w:line="380"/>
-        <w:jc w:val="right"/>
       </w:pPr>
       <w:r>
         <w:rPr>
@@ -5479,7 +5293,6 @@
         <w:keepNext w:val="false"/>
         <w:bidi/>
         <w:spacing w:after="160" w:before="0" w:line="380"/>
-        <w:jc w:val="right"/>
       </w:pPr>
       <w:r>
         <w:rPr>
@@ -5501,7 +5314,6 @@
         <w:keepNext w:val="false"/>
         <w:bidi/>
         <w:spacing w:after="160" w:before="0" w:line="380"/>
-        <w:jc w:val="right"/>
       </w:pPr>
       <w:r>
         <w:rPr>
@@ -5523,7 +5335,6 @@
         <w:keepNext w:val="false"/>
         <w:bidi/>
         <w:spacing w:after="160" w:before="0" w:line="380"/>
-        <w:jc w:val="right"/>
       </w:pPr>
       <w:r>
         <w:rPr>
@@ -5545,7 +5356,6 @@
         <w:keepNext w:val="false"/>
         <w:bidi/>
         <w:spacing w:after="160" w:before="0" w:line="380"/>
-        <w:jc w:val="right"/>
       </w:pPr>
       <w:r>
         <w:rPr>
@@ -5567,7 +5377,6 @@
         <w:keepNext w:val="false"/>
         <w:bidi/>
         <w:spacing w:after="160" w:before="0" w:line="380"/>
-        <w:jc w:val="right"/>
       </w:pPr>
       <w:r>
         <w:rPr>
@@ -5589,7 +5398,6 @@
         <w:keepNext w:val="false"/>
         <w:bidi/>
         <w:spacing w:after="160" w:before="0" w:line="380"/>
-        <w:jc w:val="right"/>
       </w:pPr>
       <w:r>
         <w:rPr>
@@ -5611,7 +5419,6 @@
         <w:keepNext w:val="false"/>
         <w:bidi/>
         <w:spacing w:after="160" w:before="0" w:line="380"/>
-        <w:jc w:val="right"/>
       </w:pPr>
       <w:r>
         <w:rPr>
@@ -5633,7 +5440,6 @@
         <w:keepNext w:val="false"/>
         <w:bidi/>
         <w:spacing w:after="160" w:before="0" w:line="380"/>
-        <w:jc w:val="right"/>
       </w:pPr>
       <w:r>
         <w:rPr>
@@ -5655,7 +5461,6 @@
         <w:keepNext w:val="false"/>
         <w:bidi/>
         <w:spacing w:after="160" w:before="0" w:line="380"/>
-        <w:jc w:val="right"/>
       </w:pPr>
       <w:r>
         <w:rPr>
@@ -5677,7 +5482,6 @@
         <w:keepNext w:val="false"/>
         <w:bidi/>
         <w:spacing w:after="160" w:before="0" w:line="380"/>
-        <w:jc w:val="right"/>
       </w:pPr>
       <w:r>
         <w:rPr>
@@ -5699,7 +5503,6 @@
         <w:keepNext w:val="false"/>
         <w:bidi/>
         <w:spacing w:after="160" w:before="0" w:line="380"/>
-        <w:jc w:val="right"/>
       </w:pPr>
       <w:r>
         <w:rPr>
@@ -5721,7 +5524,6 @@
         <w:keepNext w:val="false"/>
         <w:bidi/>
         <w:spacing w:after="160" w:before="0" w:line="380"/>
-        <w:jc w:val="right"/>
       </w:pPr>
       <w:r>
         <w:rPr>
@@ -5781,7 +5583,6 @@
         <w:keepNext w:val="false"/>
         <w:bidi/>
         <w:spacing w:after="160" w:before="0" w:line="380"/>
-        <w:jc w:val="right"/>
       </w:pPr>
       <w:r>
         <w:rPr>
@@ -5855,7 +5656,6 @@
         <w:keepNext w:val="false"/>
         <w:bidi/>
         <w:spacing w:after="160" w:before="0" w:line="380"/>
-        <w:jc w:val="right"/>
       </w:pPr>
       <w:r>
         <w:rPr>
@@ -5960,7 +5760,6 @@
         <w:keepNext w:val="false"/>
         <w:bidi/>
         <w:spacing w:after="160" w:before="0" w:line="380"/>
-        <w:jc w:val="right"/>
       </w:pPr>
       <w:r>
         <w:rPr>
@@ -5982,7 +5781,6 @@
         <w:keepNext w:val="false"/>
         <w:bidi/>
         <w:spacing w:after="160" w:before="0" w:line="380"/>
-        <w:jc w:val="right"/>
       </w:pPr>
       <w:r>
         <w:rPr>
@@ -6004,7 +5802,6 @@
         <w:keepNext w:val="false"/>
         <w:bidi/>
         <w:spacing w:after="160" w:before="0" w:line="380"/>
-        <w:jc w:val="right"/>
       </w:pPr>
       <w:r>
         <w:rPr>
@@ -6026,7 +5823,6 @@
         <w:keepNext w:val="false"/>
         <w:bidi/>
         <w:spacing w:after="160" w:before="0" w:line="380"/>
-        <w:jc w:val="right"/>
       </w:pPr>
       <w:r>
         <w:rPr>
@@ -6048,7 +5844,6 @@
         <w:keepNext w:val="false"/>
         <w:bidi/>
         <w:spacing w:after="160" w:before="0" w:line="380"/>
-        <w:jc w:val="right"/>
       </w:pPr>
       <w:r>
         <w:rPr>
@@ -6070,7 +5865,6 @@
         <w:keepNext w:val="false"/>
         <w:bidi/>
         <w:spacing w:after="160" w:before="0" w:line="380"/>
-        <w:jc w:val="right"/>
       </w:pPr>
       <w:r>
         <w:rPr>
@@ -6092,7 +5886,6 @@
         <w:keepNext w:val="false"/>
         <w:bidi/>
         <w:spacing w:after="160" w:before="0" w:line="380"/>
-        <w:jc w:val="right"/>
       </w:pPr>
       <w:r>
         <w:rPr>
@@ -6114,7 +5907,6 @@
         <w:keepNext w:val="false"/>
         <w:bidi/>
         <w:spacing w:after="160" w:before="0" w:line="380"/>
-        <w:jc w:val="right"/>
       </w:pPr>
       <w:r>
         <w:rPr>
@@ -6136,7 +5928,6 @@
         <w:keepNext w:val="false"/>
         <w:bidi/>
         <w:spacing w:after="160" w:before="0" w:line="380"/>
-        <w:jc w:val="right"/>
       </w:pPr>
       <w:r>
         <w:rPr>
@@ -6158,7 +5949,6 @@
         <w:keepNext w:val="false"/>
         <w:bidi/>
         <w:spacing w:after="160" w:before="0" w:line="380"/>
-        <w:jc w:val="right"/>
       </w:pPr>
       <w:r>
         <w:rPr>
@@ -6180,7 +5970,6 @@
         <w:keepNext w:val="false"/>
         <w:bidi/>
         <w:spacing w:after="160" w:before="0" w:line="380"/>
-        <w:jc w:val="right"/>
       </w:pPr>
       <w:r>
         <w:rPr>
@@ -6202,7 +5991,6 @@
         <w:keepNext w:val="false"/>
         <w:bidi/>
         <w:spacing w:after="160" w:before="0" w:line="380"/>
-        <w:jc w:val="right"/>
       </w:pPr>
       <w:r>
         <w:rPr>
@@ -6224,7 +6012,6 @@
         <w:keepNext w:val="false"/>
         <w:bidi/>
         <w:spacing w:after="160" w:before="0" w:line="380"/>
-        <w:jc w:val="right"/>
       </w:pPr>
       <w:r>
         <w:rPr>
@@ -6246,7 +6033,6 @@
         <w:keepNext w:val="false"/>
         <w:bidi/>
         <w:spacing w:after="160" w:before="0" w:line="380"/>
-        <w:jc w:val="right"/>
       </w:pPr>
       <w:r>
         <w:rPr>
@@ -6268,7 +6054,6 @@
         <w:keepNext w:val="false"/>
         <w:bidi/>
         <w:spacing w:after="160" w:before="0" w:line="380"/>
-        <w:jc w:val="right"/>
       </w:pPr>
       <w:r>
         <w:rPr>
@@ -6290,7 +6075,6 @@
         <w:keepNext w:val="false"/>
         <w:bidi/>
         <w:spacing w:after="160" w:before="0" w:line="380"/>
-        <w:jc w:val="right"/>
       </w:pPr>
       <w:r>
         <w:rPr>
@@ -6312,7 +6096,6 @@
         <w:keepNext w:val="false"/>
         <w:bidi/>
         <w:spacing w:after="160" w:before="0" w:line="380"/>
-        <w:jc w:val="right"/>
       </w:pPr>
       <w:r>
         <w:rPr>
@@ -6334,7 +6117,6 @@
         <w:keepNext w:val="false"/>
         <w:bidi/>
         <w:spacing w:after="160" w:before="0" w:line="380"/>
-        <w:jc w:val="right"/>
       </w:pPr>
       <w:r>
         <w:rPr>
@@ -6356,7 +6138,6 @@
         <w:keepNext w:val="false"/>
         <w:bidi/>
         <w:spacing w:after="160" w:before="0" w:line="380"/>
-        <w:jc w:val="right"/>
       </w:pPr>
       <w:r>
         <w:rPr>
@@ -6378,7 +6159,6 @@
         <w:keepNext w:val="false"/>
         <w:bidi/>
         <w:spacing w:after="160" w:before="0" w:line="380"/>
-        <w:jc w:val="right"/>
       </w:pPr>
       <w:r>
         <w:rPr>
@@ -6400,7 +6180,6 @@
         <w:keepNext w:val="false"/>
         <w:bidi/>
         <w:spacing w:after="160" w:before="0" w:line="380"/>
-        <w:jc w:val="right"/>
       </w:pPr>
       <w:r>
         <w:rPr>
@@ -6422,7 +6201,6 @@
         <w:keepNext w:val="false"/>
         <w:bidi/>
         <w:spacing w:after="160" w:before="0" w:line="380"/>
-        <w:jc w:val="right"/>
       </w:pPr>
       <w:r>
         <w:rPr>
@@ -6444,7 +6222,6 @@
         <w:keepNext w:val="false"/>
         <w:bidi/>
         <w:spacing w:after="160" w:before="0" w:line="380"/>
-        <w:jc w:val="right"/>
       </w:pPr>
       <w:r>
         <w:rPr>
@@ -6466,7 +6243,6 @@
         <w:keepNext w:val="false"/>
         <w:bidi/>
         <w:spacing w:after="160" w:before="0" w:line="380"/>
-        <w:jc w:val="right"/>
       </w:pPr>
       <w:r>
         <w:rPr>
@@ -6488,7 +6264,6 @@
         <w:keepNext w:val="false"/>
         <w:bidi/>
         <w:spacing w:after="160" w:before="0" w:line="380"/>
-        <w:jc w:val="right"/>
       </w:pPr>
       <w:r>
         <w:rPr>
@@ -6510,7 +6285,6 @@
         <w:keepNext w:val="false"/>
         <w:bidi/>
         <w:spacing w:after="160" w:before="0" w:line="380"/>
-        <w:jc w:val="right"/>
       </w:pPr>
       <w:r>
         <w:rPr>
@@ -6532,7 +6306,6 @@
         <w:keepNext w:val="false"/>
         <w:bidi/>
         <w:spacing w:after="160" w:before="0" w:line="380"/>
-        <w:jc w:val="right"/>
       </w:pPr>
       <w:r>
         <w:rPr>
@@ -6554,7 +6327,6 @@
         <w:keepNext w:val="false"/>
         <w:bidi/>
         <w:spacing w:after="160" w:before="0" w:line="380"/>
-        <w:jc w:val="right"/>
       </w:pPr>
       <w:r>
         <w:rPr>
@@ -6576,7 +6348,6 @@
         <w:keepNext w:val="false"/>
         <w:bidi/>
         <w:spacing w:after="160" w:before="0" w:line="380"/>
-        <w:jc w:val="right"/>
       </w:pPr>
       <w:r>
         <w:rPr>
@@ -6598,7 +6369,6 @@
         <w:keepNext w:val="false"/>
         <w:bidi/>
         <w:spacing w:after="160" w:before="0" w:line="380"/>
-        <w:jc w:val="right"/>
       </w:pPr>
       <w:r>
         <w:rPr>
@@ -6620,7 +6390,6 @@
         <w:keepNext w:val="false"/>
         <w:bidi/>
         <w:spacing w:after="160" w:before="0" w:line="380"/>
-        <w:jc w:val="right"/>
       </w:pPr>
       <w:r>
         <w:rPr>
@@ -6642,7 +6411,6 @@
         <w:keepNext w:val="false"/>
         <w:bidi/>
         <w:spacing w:after="160" w:before="0" w:line="380"/>
-        <w:jc w:val="right"/>
       </w:pPr>
       <w:r>
         <w:rPr>
@@ -6664,7 +6432,6 @@
         <w:keepNext w:val="false"/>
         <w:bidi/>
         <w:spacing w:after="160" w:before="0" w:line="380"/>
-        <w:jc w:val="right"/>
       </w:pPr>
       <w:r>
         <w:rPr>
@@ -6686,7 +6453,6 @@
         <w:keepNext w:val="false"/>
         <w:bidi/>
         <w:spacing w:after="160" w:before="0" w:line="380"/>
-        <w:jc w:val="right"/>
       </w:pPr>
       <w:r>
         <w:rPr>
@@ -6708,7 +6474,6 @@
         <w:keepNext w:val="false"/>
         <w:bidi/>
         <w:spacing w:after="160" w:before="0" w:line="380"/>
-        <w:jc w:val="right"/>
       </w:pPr>
       <w:r>
         <w:rPr>
@@ -6730,7 +6495,6 @@
         <w:keepNext w:val="false"/>
         <w:bidi/>
         <w:spacing w:after="160" w:before="0" w:line="380"/>
-        <w:jc w:val="right"/>
       </w:pPr>
       <w:r>
         <w:rPr>
@@ -6752,7 +6516,6 @@
         <w:keepNext w:val="false"/>
         <w:bidi/>
         <w:spacing w:after="160" w:before="0" w:line="380"/>
-        <w:jc w:val="right"/>
       </w:pPr>
       <w:r>
         <w:rPr>
@@ -6774,7 +6537,6 @@
         <w:keepNext w:val="false"/>
         <w:bidi/>
         <w:spacing w:after="160" w:before="0" w:line="380"/>
-        <w:jc w:val="right"/>
       </w:pPr>
       <w:r>
         <w:rPr>
@@ -6796,7 +6558,6 @@
         <w:keepNext w:val="false"/>
         <w:bidi/>
         <w:spacing w:after="160" w:before="0" w:line="380"/>
-        <w:jc w:val="right"/>
       </w:pPr>
       <w:r>
         <w:rPr>
@@ -6856,7 +6617,6 @@
         <w:keepNext w:val="false"/>
         <w:bidi/>
         <w:spacing w:after="160" w:before="0" w:line="380"/>
-        <w:jc w:val="right"/>
       </w:pPr>
       <w:r>
         <w:rPr>
@@ -6930,7 +6690,6 @@
         <w:keepNext w:val="false"/>
         <w:bidi/>
         <w:spacing w:after="160" w:before="0" w:line="380"/>
-        <w:jc w:val="right"/>
       </w:pPr>
       <w:r>
         <w:rPr>
@@ -6952,7 +6711,6 @@
         <w:keepNext w:val="false"/>
         <w:bidi/>
         <w:spacing w:after="160" w:before="0" w:line="380"/>
-        <w:jc w:val="right"/>
       </w:pPr>
       <w:r>
         <w:rPr>
@@ -6974,7 +6732,6 @@
         <w:keepNext w:val="false"/>
         <w:bidi/>
         <w:spacing w:after="160" w:before="0" w:line="380"/>
-        <w:jc w:val="right"/>
       </w:pPr>
       <w:r>
         <w:rPr>
@@ -6996,7 +6753,6 @@
         <w:keepNext w:val="false"/>
         <w:bidi/>
         <w:spacing w:after="160" w:before="0" w:line="380"/>
-        <w:jc w:val="right"/>
       </w:pPr>
       <w:r>
         <w:rPr>
@@ -7018,7 +6774,6 @@
         <w:keepNext w:val="false"/>
         <w:bidi/>
         <w:spacing w:after="160" w:before="0" w:line="380"/>
-        <w:jc w:val="right"/>
       </w:pPr>
       <w:r>
         <w:rPr>
@@ -7040,7 +6795,6 @@
         <w:keepNext w:val="false"/>
         <w:bidi/>
         <w:spacing w:after="160" w:before="0" w:line="380"/>
-        <w:jc w:val="right"/>
       </w:pPr>
       <w:r>
         <w:rPr>
@@ -7062,7 +6816,6 @@
         <w:keepNext w:val="false"/>
         <w:bidi/>
         <w:spacing w:after="160" w:before="0" w:line="380"/>
-        <w:jc w:val="right"/>
       </w:pPr>
       <w:r>
         <w:rPr>
@@ -7084,7 +6837,6 @@
         <w:keepNext w:val="false"/>
         <w:bidi/>
         <w:spacing w:after="160" w:before="0" w:line="380"/>
-        <w:jc w:val="right"/>
       </w:pPr>
       <w:r>
         <w:rPr>
@@ -7106,7 +6858,6 @@
         <w:keepNext w:val="false"/>
         <w:bidi/>
         <w:spacing w:after="160" w:before="0" w:line="380"/>
-        <w:jc w:val="right"/>
       </w:pPr>
       <w:r>
         <w:rPr>
@@ -7128,7 +6879,6 @@
         <w:keepNext w:val="false"/>
         <w:bidi/>
         <w:spacing w:after="160" w:before="0" w:line="380"/>
-        <w:jc w:val="right"/>
       </w:pPr>
       <w:r>
         <w:rPr>
@@ -7150,7 +6900,6 @@
         <w:keepNext w:val="false"/>
         <w:bidi/>
         <w:spacing w:after="160" w:before="0" w:line="380"/>
-        <w:jc w:val="right"/>
       </w:pPr>
       <w:r>
         <w:rPr>
@@ -7172,7 +6921,6 @@
         <w:keepNext w:val="false"/>
         <w:bidi/>
         <w:spacing w:after="160" w:before="0" w:line="380"/>
-        <w:jc w:val="right"/>
       </w:pPr>
       <w:r>
         <w:rPr>
@@ -7194,7 +6942,6 @@
         <w:keepNext w:val="false"/>
         <w:bidi/>
         <w:spacing w:after="160" w:before="0" w:line="380"/>
-        <w:jc w:val="right"/>
       </w:pPr>
       <w:r>
         <w:rPr>
@@ -7216,7 +6963,6 @@
         <w:keepNext w:val="false"/>
         <w:bidi/>
         <w:spacing w:after="160" w:before="0" w:line="380"/>
-        <w:jc w:val="right"/>
       </w:pPr>
       <w:r>
         <w:rPr>
@@ -7238,7 +6984,6 @@
         <w:keepNext w:val="false"/>
         <w:bidi/>
         <w:spacing w:after="160" w:before="0" w:line="380"/>
-        <w:jc w:val="right"/>
       </w:pPr>
       <w:r>
         <w:rPr>
@@ -7260,7 +7005,6 @@
         <w:keepNext w:val="false"/>
         <w:bidi/>
         <w:spacing w:after="160" w:before="0" w:line="380"/>
-        <w:jc w:val="right"/>
       </w:pPr>
       <w:r>
         <w:rPr>
@@ -7282,7 +7026,6 @@
         <w:keepNext w:val="false"/>
         <w:bidi/>
         <w:spacing w:after="160" w:before="0" w:line="380"/>
-        <w:jc w:val="right"/>
       </w:pPr>
       <w:r>
         <w:rPr>
@@ -7304,7 +7047,6 @@
         <w:keepNext w:val="false"/>
         <w:bidi/>
         <w:spacing w:after="160" w:before="0" w:line="380"/>
-        <w:jc w:val="right"/>
       </w:pPr>
       <w:r>
         <w:rPr>
@@ -7326,7 +7068,6 @@
         <w:keepNext w:val="false"/>
         <w:bidi/>
         <w:spacing w:after="160" w:before="0" w:line="380"/>
-        <w:jc w:val="right"/>
       </w:pPr>
       <w:r>
         <w:rPr>
@@ -7348,7 +7089,6 @@
         <w:keepNext w:val="false"/>
         <w:bidi/>
         <w:spacing w:after="160" w:before="0" w:line="380"/>
-        <w:jc w:val="right"/>
       </w:pPr>
       <w:r>
         <w:rPr>
@@ -7370,7 +7110,6 @@
         <w:keepNext w:val="false"/>
         <w:bidi/>
         <w:spacing w:after="160" w:before="0" w:line="380"/>
-        <w:jc w:val="right"/>
       </w:pPr>
       <w:r>
         <w:rPr>
@@ -7392,7 +7131,6 @@
         <w:keepNext w:val="false"/>
         <w:bidi/>
         <w:spacing w:after="160" w:before="0" w:line="380"/>
-        <w:jc w:val="right"/>
       </w:pPr>
       <w:r>
         <w:rPr>
@@ -7414,7 +7152,6 @@
         <w:keepNext w:val="false"/>
         <w:bidi/>
         <w:spacing w:after="160" w:before="0" w:line="380"/>
-        <w:jc w:val="right"/>
       </w:pPr>
       <w:r>
         <w:rPr>
@@ -7436,7 +7173,6 @@
         <w:keepNext w:val="false"/>
         <w:bidi/>
         <w:spacing w:after="160" w:before="0" w:line="380"/>
-        <w:jc w:val="right"/>
       </w:pPr>
       <w:r>
         <w:rPr>
@@ -7458,7 +7194,6 @@
         <w:keepNext w:val="false"/>
         <w:bidi/>
         <w:spacing w:after="160" w:before="0" w:line="380"/>
-        <w:jc w:val="right"/>
       </w:pPr>
       <w:r>
         <w:rPr>
@@ -7480,7 +7215,6 @@
         <w:keepNext w:val="false"/>
         <w:bidi/>
         <w:spacing w:after="160" w:before="0" w:line="380"/>
-        <w:jc w:val="right"/>
       </w:pPr>
       <w:r>
         <w:rPr>
@@ -7502,7 +7236,6 @@
         <w:keepNext w:val="false"/>
         <w:bidi/>
         <w:spacing w:after="160" w:before="0" w:line="380"/>
-        <w:jc w:val="right"/>
       </w:pPr>
       <w:r>
         <w:rPr>
@@ -7637,7 +7370,6 @@
         <w:keepNext w:val="false"/>
         <w:bidi/>
         <w:spacing w:after="160" w:before="0" w:line="380"/>
-        <w:jc w:val="right"/>
       </w:pPr>
       <w:r>
         <w:rPr>
@@ -7659,7 +7391,6 @@
         <w:keepNext w:val="false"/>
         <w:bidi/>
         <w:spacing w:after="160" w:before="0" w:line="380"/>
-        <w:jc w:val="right"/>
       </w:pPr>
       <w:r>
         <w:rPr>
@@ -7681,7 +7412,6 @@
         <w:keepNext w:val="false"/>
         <w:bidi/>
         <w:spacing w:after="160" w:before="0" w:line="380"/>
-        <w:jc w:val="right"/>
       </w:pPr>
       <w:r>
         <w:rPr>
@@ -7703,7 +7433,6 @@
         <w:keepNext w:val="false"/>
         <w:bidi/>
         <w:spacing w:after="160" w:before="0" w:line="380"/>
-        <w:jc w:val="right"/>
       </w:pPr>
       <w:r>
         <w:rPr>
@@ -7725,7 +7454,6 @@
         <w:keepNext w:val="false"/>
         <w:bidi/>
         <w:spacing w:after="160" w:before="0" w:line="380"/>
-        <w:jc w:val="right"/>
       </w:pPr>
       <w:r>
         <w:rPr>
@@ -7747,7 +7475,6 @@
         <w:keepNext w:val="false"/>
         <w:bidi/>
         <w:spacing w:after="160" w:before="0" w:line="380"/>
-        <w:jc w:val="right"/>
       </w:pPr>
       <w:r>
         <w:rPr>
@@ -7769,7 +7496,6 @@
         <w:keepNext w:val="false"/>
         <w:bidi/>
         <w:spacing w:after="160" w:before="0" w:line="380"/>
-        <w:jc w:val="right"/>
       </w:pPr>
       <w:r>
         <w:rPr>
@@ -7791,7 +7517,6 @@
         <w:keepNext w:val="false"/>
         <w:bidi/>
         <w:spacing w:after="160" w:before="0" w:line="380"/>
-        <w:jc w:val="right"/>
       </w:pPr>
       <w:r>
         <w:rPr>
@@ -7813,7 +7538,6 @@
         <w:keepNext w:val="false"/>
         <w:bidi/>
         <w:spacing w:after="160" w:before="0" w:line="380"/>
-        <w:jc w:val="right"/>
       </w:pPr>
       <w:r>
         <w:rPr>
@@ -7835,7 +7559,6 @@
         <w:keepNext w:val="false"/>
         <w:bidi/>
         <w:spacing w:after="160" w:before="0" w:line="380"/>
-        <w:jc w:val="right"/>
       </w:pPr>
       <w:r>
         <w:rPr>
@@ -7857,7 +7580,6 @@
         <w:keepNext w:val="false"/>
         <w:bidi/>
         <w:spacing w:after="160" w:before="0" w:line="380"/>
-        <w:jc w:val="right"/>
       </w:pPr>
       <w:r>
         <w:rPr>
@@ -7879,7 +7601,6 @@
         <w:keepNext w:val="false"/>
         <w:bidi/>
         <w:spacing w:after="160" w:before="0" w:line="380"/>
-        <w:jc w:val="right"/>
       </w:pPr>
       <w:r>
         <w:rPr>
@@ -7901,7 +7622,6 @@
         <w:keepNext w:val="false"/>
         <w:bidi/>
         <w:spacing w:after="160" w:before="0" w:line="380"/>
-        <w:jc w:val="right"/>
       </w:pPr>
       <w:r>
         <w:rPr>
@@ -7923,7 +7643,6 @@
         <w:keepNext w:val="false"/>
         <w:bidi/>
         <w:spacing w:after="160" w:before="0" w:line="380"/>
-        <w:jc w:val="right"/>
       </w:pPr>
       <w:r>
         <w:rPr>
@@ -7945,7 +7664,6 @@
         <w:keepNext w:val="false"/>
         <w:bidi/>
         <w:spacing w:after="160" w:before="0" w:line="380"/>
-        <w:jc w:val="right"/>
       </w:pPr>
       <w:r>
         <w:rPr>
@@ -7967,7 +7685,6 @@
         <w:keepNext w:val="false"/>
         <w:bidi/>
         <w:spacing w:after="160" w:before="0" w:line="380"/>
-        <w:jc w:val="right"/>
       </w:pPr>
       <w:r>
         <w:rPr>
@@ -7989,7 +7706,6 @@
         <w:keepNext w:val="false"/>
         <w:bidi/>
         <w:spacing w:after="160" w:before="0" w:line="380"/>
-        <w:jc w:val="right"/>
       </w:pPr>
       <w:r>
         <w:rPr>
@@ -8011,7 +7727,6 @@
         <w:keepNext w:val="false"/>
         <w:bidi/>
         <w:spacing w:after="160" w:before="0" w:line="380"/>
-        <w:jc w:val="right"/>
       </w:pPr>
       <w:r>
         <w:rPr>
@@ -8033,7 +7748,6 @@
         <w:keepNext w:val="false"/>
         <w:bidi/>
         <w:spacing w:after="160" w:before="0" w:line="380"/>
-        <w:jc w:val="right"/>
       </w:pPr>
       <w:r>
         <w:rPr>
@@ -8055,7 +7769,6 @@
         <w:keepNext w:val="false"/>
         <w:bidi/>
         <w:spacing w:after="160" w:before="0" w:line="380"/>
-        <w:jc w:val="right"/>
       </w:pPr>
       <w:r>
         <w:rPr>
@@ -8077,7 +7790,6 @@
         <w:keepNext w:val="false"/>
         <w:bidi/>
         <w:spacing w:after="160" w:before="0" w:line="380"/>
-        <w:jc w:val="right"/>
       </w:pPr>
       <w:r>
         <w:rPr>
@@ -8099,7 +7811,6 @@
         <w:keepNext w:val="false"/>
         <w:bidi/>
         <w:spacing w:after="160" w:before="0" w:line="380"/>
-        <w:jc w:val="right"/>
       </w:pPr>
       <w:r>
         <w:rPr>
@@ -8121,7 +7832,6 @@
         <w:keepNext w:val="false"/>
         <w:bidi/>
         <w:spacing w:after="160" w:before="0" w:line="380"/>
-        <w:jc w:val="right"/>
       </w:pPr>
       <w:r>
         <w:rPr>
@@ -8143,7 +7853,6 @@
         <w:keepNext w:val="false"/>
         <w:bidi/>
         <w:spacing w:after="160" w:before="0" w:line="380"/>
-        <w:jc w:val="right"/>
       </w:pPr>
       <w:r>
         <w:rPr>
@@ -8165,7 +7874,6 @@
         <w:keepNext w:val="false"/>
         <w:bidi/>
         <w:spacing w:after="160" w:before="0" w:line="380"/>
-        <w:jc w:val="right"/>
       </w:pPr>
       <w:r>
         <w:rPr>
@@ -8187,7 +7895,6 @@
         <w:keepNext w:val="false"/>
         <w:bidi/>
         <w:spacing w:after="160" w:before="0" w:line="380"/>
-        <w:jc w:val="right"/>
       </w:pPr>
       <w:r>
         <w:rPr>
@@ -8209,7 +7916,6 @@
         <w:keepNext w:val="false"/>
         <w:bidi/>
         <w:spacing w:after="160" w:before="0" w:line="380"/>
-        <w:jc w:val="right"/>
       </w:pPr>
       <w:r>
         <w:rPr>
@@ -8231,7 +7937,6 @@
         <w:keepNext w:val="false"/>
         <w:bidi/>
         <w:spacing w:after="160" w:before="0" w:line="380"/>
-        <w:jc w:val="right"/>
       </w:pPr>
       <w:r>
         <w:rPr>
@@ -8253,7 +7958,6 @@
         <w:keepNext w:val="false"/>
         <w:bidi/>
         <w:spacing w:after="160" w:before="0" w:line="380"/>
-        <w:jc w:val="right"/>
       </w:pPr>
       <w:r>
         <w:rPr>
@@ -8275,7 +7979,6 @@
         <w:keepNext w:val="false"/>
         <w:bidi/>
         <w:spacing w:after="160" w:before="0" w:line="380"/>
-        <w:jc w:val="right"/>
       </w:pPr>
       <w:r>
         <w:rPr>
@@ -8297,7 +8000,6 @@
         <w:keepNext w:val="false"/>
         <w:bidi/>
         <w:spacing w:after="160" w:before="0" w:line="380"/>
-        <w:jc w:val="right"/>
       </w:pPr>
       <w:r>
         <w:rPr>
@@ -8319,7 +8021,6 @@
         <w:keepNext w:val="false"/>
         <w:bidi/>
         <w:spacing w:after="160" w:before="0" w:line="380"/>
-        <w:jc w:val="right"/>
       </w:pPr>
       <w:r>
         <w:rPr>
@@ -8341,7 +8042,6 @@
         <w:keepNext w:val="false"/>
         <w:bidi/>
         <w:spacing w:after="160" w:before="0" w:line="380"/>
-        <w:jc w:val="right"/>
       </w:pPr>
       <w:r>
         <w:rPr>
@@ -8363,7 +8063,6 @@
         <w:keepNext w:val="false"/>
         <w:bidi/>
         <w:spacing w:after="160" w:before="0" w:line="380"/>
-        <w:jc w:val="right"/>
       </w:pPr>
       <w:r>
         <w:rPr>
@@ -8385,7 +8084,6 @@
         <w:keepNext w:val="false"/>
         <w:bidi/>
         <w:spacing w:after="160" w:before="0" w:line="380"/>
-        <w:jc w:val="right"/>
       </w:pPr>
       <w:r>
         <w:rPr>
@@ -8407,7 +8105,6 @@
         <w:keepNext w:val="false"/>
         <w:bidi/>
         <w:spacing w:after="160" w:before="0" w:line="380"/>
-        <w:jc w:val="right"/>
       </w:pPr>
       <w:r>
         <w:rPr>
@@ -8429,7 +8126,6 @@
         <w:keepNext w:val="false"/>
         <w:bidi/>
         <w:spacing w:after="160" w:before="0" w:line="380"/>
-        <w:jc w:val="right"/>
       </w:pPr>
       <w:r>
         <w:rPr>
@@ -8451,7 +8147,6 @@
         <w:keepNext w:val="false"/>
         <w:bidi/>
         <w:spacing w:after="160" w:before="0" w:line="380"/>
-        <w:jc w:val="right"/>
       </w:pPr>
       <w:r>
         <w:rPr>
@@ -8473,7 +8168,6 @@
         <w:keepNext w:val="false"/>
         <w:bidi/>
         <w:spacing w:after="160" w:before="0" w:line="380"/>
-        <w:jc w:val="right"/>
       </w:pPr>
       <w:r>
         <w:rPr>
@@ -8495,7 +8189,6 @@
         <w:keepNext w:val="false"/>
         <w:bidi/>
         <w:spacing w:after="160" w:before="0" w:line="380"/>
-        <w:jc w:val="right"/>
       </w:pPr>
       <w:r>
         <w:rPr>
@@ -8517,7 +8210,6 @@
         <w:keepNext w:val="false"/>
         <w:bidi/>
         <w:spacing w:after="160" w:before="0" w:line="380"/>
-        <w:jc w:val="right"/>
       </w:pPr>
       <w:r>
         <w:rPr>
@@ -8577,7 +8269,6 @@
         <w:keepNext w:val="false"/>
         <w:bidi/>
         <w:spacing w:after="160" w:before="0" w:line="380"/>
-        <w:jc w:val="right"/>
       </w:pPr>
       <w:r>
         <w:rPr>
@@ -8651,7 +8342,6 @@
         <w:keepNext w:val="false"/>
         <w:bidi/>
         <w:spacing w:after="160" w:before="0" w:line="380"/>
-        <w:jc w:val="right"/>
       </w:pPr>
       <w:r>
         <w:rPr>
@@ -8673,7 +8363,6 @@
         <w:keepNext w:val="false"/>
         <w:bidi/>
         <w:spacing w:after="160" w:before="0" w:line="380"/>
-        <w:jc w:val="right"/>
       </w:pPr>
       <w:r>
         <w:rPr>
@@ -8695,7 +8384,6 @@
         <w:keepNext w:val="false"/>
         <w:bidi/>
         <w:spacing w:after="160" w:before="0" w:line="380"/>
-        <w:jc w:val="right"/>
       </w:pPr>
       <w:r>
         <w:rPr>
@@ -8785,7 +8473,6 @@
         <w:keepNext w:val="false"/>
         <w:bidi/>
         <w:spacing w:after="160" w:before="0" w:line="380"/>
-        <w:jc w:val="right"/>
       </w:pPr>
       <w:r>
         <w:rPr>
@@ -8807,7 +8494,6 @@
         <w:keepNext w:val="false"/>
         <w:bidi/>
         <w:spacing w:after="160" w:before="0" w:line="380"/>
-        <w:jc w:val="right"/>
       </w:pPr>
       <w:r>
         <w:rPr>
@@ -8829,7 +8515,6 @@
         <w:keepNext w:val="false"/>
         <w:bidi/>
         <w:spacing w:after="160" w:before="0" w:line="380"/>
-        <w:jc w:val="right"/>
       </w:pPr>
       <w:r>
         <w:rPr>
@@ -8851,7 +8536,6 @@
         <w:keepNext w:val="false"/>
         <w:bidi/>
         <w:spacing w:after="160" w:before="0" w:line="380"/>
-        <w:jc w:val="right"/>
       </w:pPr>
       <w:r>
         <w:rPr>
@@ -8933,7 +8617,6 @@
         <w:keepNext w:val="false"/>
         <w:bidi/>
         <w:spacing w:after="160" w:before="0" w:line="380"/>
-        <w:jc w:val="right"/>
       </w:pPr>
       <w:r>
         <w:rPr>
@@ -8955,7 +8638,6 @@
         <w:keepNext w:val="false"/>
         <w:bidi/>
         <w:spacing w:after="160" w:before="0" w:line="380"/>
-        <w:jc w:val="right"/>
       </w:pPr>
       <w:r>
         <w:rPr>
@@ -8977,7 +8659,6 @@
         <w:keepNext w:val="false"/>
         <w:bidi/>
         <w:spacing w:after="160" w:before="0" w:line="380"/>
-        <w:jc w:val="right"/>
       </w:pPr>
       <w:r>
         <w:rPr>
@@ -8999,7 +8680,6 @@
         <w:keepNext w:val="false"/>
         <w:bidi/>
         <w:spacing w:after="160" w:before="0" w:line="380"/>
-        <w:jc w:val="right"/>
       </w:pPr>
       <w:r>
         <w:rPr>
@@ -9021,7 +8701,6 @@
         <w:keepNext w:val="false"/>
         <w:bidi/>
         <w:spacing w:after="160" w:before="0" w:line="380"/>
-        <w:jc w:val="right"/>
       </w:pPr>
       <w:r>
         <w:rPr>
@@ -9043,7 +8722,6 @@
         <w:keepNext w:val="false"/>
         <w:bidi/>
         <w:spacing w:after="160" w:before="0" w:line="380"/>
-        <w:jc w:val="right"/>
       </w:pPr>
       <w:r>
         <w:rPr>
@@ -9065,7 +8743,6 @@
         <w:keepNext w:val="false"/>
         <w:bidi/>
         <w:spacing w:after="160" w:before="0" w:line="380"/>
-        <w:jc w:val="right"/>
       </w:pPr>
       <w:r>
         <w:rPr>
@@ -9087,7 +8764,6 @@
         <w:keepNext w:val="false"/>
         <w:bidi/>
         <w:spacing w:after="160" w:before="0" w:line="380"/>
-        <w:jc w:val="right"/>
       </w:pPr>
       <w:r>
         <w:rPr>
@@ -9109,7 +8785,6 @@
         <w:keepNext w:val="false"/>
         <w:bidi/>
         <w:spacing w:after="160" w:before="0" w:line="380"/>
-        <w:jc w:val="right"/>
       </w:pPr>
       <w:r>
         <w:rPr>
@@ -9131,7 +8806,6 @@
         <w:keepNext w:val="false"/>
         <w:bidi/>
         <w:spacing w:after="160" w:before="0" w:line="380"/>
-        <w:jc w:val="right"/>
       </w:pPr>
       <w:r>
         <w:rPr>
@@ -9153,7 +8827,6 @@
         <w:keepNext w:val="false"/>
         <w:bidi/>
         <w:spacing w:after="160" w:before="0" w:line="380"/>
-        <w:jc w:val="right"/>
       </w:pPr>
       <w:r>
         <w:rPr>
@@ -9175,7 +8848,6 @@
         <w:keepNext w:val="false"/>
         <w:bidi/>
         <w:spacing w:after="160" w:before="0" w:line="380"/>
-        <w:jc w:val="right"/>
       </w:pPr>
       <w:r>
         <w:rPr>
@@ -9197,7 +8869,6 @@
         <w:keepNext w:val="false"/>
         <w:bidi/>
         <w:spacing w:after="160" w:before="0" w:line="380"/>
-        <w:jc w:val="right"/>
       </w:pPr>
       <w:r>
         <w:rPr>
@@ -9219,7 +8890,6 @@
         <w:keepNext w:val="false"/>
         <w:bidi/>
         <w:spacing w:after="160" w:before="0" w:line="380"/>
-        <w:jc w:val="right"/>
       </w:pPr>
       <w:r>
         <w:rPr>
@@ -9241,7 +8911,6 @@
         <w:keepNext w:val="false"/>
         <w:bidi/>
         <w:spacing w:after="160" w:before="0" w:line="380"/>
-        <w:jc w:val="right"/>
       </w:pPr>
       <w:r>
         <w:rPr>
@@ -9263,7 +8932,6 @@
         <w:keepNext w:val="false"/>
         <w:bidi/>
         <w:spacing w:after="160" w:before="0" w:line="380"/>
-        <w:jc w:val="right"/>
       </w:pPr>
       <w:r>
         <w:rPr>
@@ -9285,7 +8953,6 @@
         <w:keepNext w:val="false"/>
         <w:bidi/>
         <w:spacing w:after="160" w:before="0" w:line="380"/>
-        <w:jc w:val="right"/>
       </w:pPr>
       <w:r>
         <w:rPr>
@@ -9307,7 +8974,6 @@
         <w:keepNext w:val="false"/>
         <w:bidi/>
         <w:spacing w:after="160" w:before="0" w:line="380"/>
-        <w:jc w:val="right"/>
       </w:pPr>
       <w:r>
         <w:rPr>
@@ -9329,7 +8995,6 @@
         <w:keepNext w:val="false"/>
         <w:bidi/>
         <w:spacing w:after="160" w:before="0" w:line="380"/>
-        <w:jc w:val="right"/>
       </w:pPr>
       <w:r>
         <w:rPr>
@@ -9351,7 +9016,6 @@
         <w:keepNext w:val="false"/>
         <w:bidi/>
         <w:spacing w:after="160" w:before="0" w:line="380"/>
-        <w:jc w:val="right"/>
       </w:pPr>
       <w:r>
         <w:rPr>
@@ -9373,7 +9037,6 @@
         <w:keepNext w:val="false"/>
         <w:bidi/>
         <w:spacing w:after="160" w:before="0" w:line="380"/>
-        <w:jc w:val="right"/>
       </w:pPr>
       <w:r>
         <w:rPr>
@@ -9395,7 +9058,6 @@
         <w:keepNext w:val="false"/>
         <w:bidi/>
         <w:spacing w:after="160" w:before="0" w:line="380"/>
-        <w:jc w:val="right"/>
       </w:pPr>
       <w:r>
         <w:rPr>
@@ -9417,7 +9079,6 @@
         <w:keepNext w:val="false"/>
         <w:bidi/>
         <w:spacing w:after="160" w:before="0" w:line="380"/>
-        <w:jc w:val="right"/>
       </w:pPr>
       <w:r>
         <w:rPr>
@@ -9439,7 +9100,6 @@
         <w:keepNext w:val="false"/>
         <w:bidi/>
         <w:spacing w:after="160" w:before="0" w:line="380"/>
-        <w:jc w:val="right"/>
       </w:pPr>
       <w:r>
         <w:rPr>
@@ -9521,7 +9181,6 @@
         <w:keepNext w:val="false"/>
         <w:bidi/>
         <w:spacing w:after="160" w:before="0" w:line="380"/>
-        <w:jc w:val="right"/>
       </w:pPr>
       <w:r>
         <w:rPr>
@@ -9543,7 +9202,6 @@
         <w:keepNext w:val="false"/>
         <w:bidi/>
         <w:spacing w:after="160" w:before="0" w:line="380"/>
-        <w:jc w:val="right"/>
       </w:pPr>
       <w:r>
         <w:rPr>
@@ -9565,7 +9223,6 @@
         <w:keepNext w:val="false"/>
         <w:bidi/>
         <w:spacing w:after="160" w:before="0" w:line="380"/>
-        <w:jc w:val="right"/>
       </w:pPr>
       <w:r>
         <w:rPr>
@@ -9587,7 +9244,6 @@
         <w:keepNext w:val="false"/>
         <w:bidi/>
         <w:spacing w:after="160" w:before="0" w:line="380"/>
-        <w:jc w:val="right"/>
       </w:pPr>
       <w:r>
         <w:rPr>
@@ -9609,7 +9265,6 @@
         <w:keepNext w:val="false"/>
         <w:bidi/>
         <w:spacing w:after="160" w:before="0" w:line="380"/>
-        <w:jc w:val="right"/>
       </w:pPr>
       <w:r>
         <w:rPr>
@@ -9631,7 +9286,6 @@
         <w:keepNext w:val="false"/>
         <w:bidi/>
         <w:spacing w:after="160" w:before="0" w:line="380"/>
-        <w:jc w:val="right"/>
       </w:pPr>
       <w:r>
         <w:rPr>
@@ -9653,7 +9307,6 @@
         <w:keepNext w:val="false"/>
         <w:bidi/>
         <w:spacing w:after="160" w:before="0" w:line="380"/>
-        <w:jc w:val="right"/>
       </w:pPr>
       <w:r>
         <w:rPr>
@@ -9675,7 +9328,6 @@
         <w:keepNext w:val="false"/>
         <w:bidi/>
         <w:spacing w:after="160" w:before="0" w:line="380"/>
-        <w:jc w:val="right"/>
       </w:pPr>
       <w:r>
         <w:rPr>
@@ -9697,7 +9349,6 @@
         <w:keepNext w:val="false"/>
         <w:bidi/>
         <w:spacing w:after="160" w:before="0" w:line="380"/>
-        <w:jc w:val="right"/>
       </w:pPr>
       <w:r>
         <w:rPr>
@@ -9719,7 +9370,6 @@
         <w:keepNext w:val="false"/>
         <w:bidi/>
         <w:spacing w:after="160" w:before="0" w:line="380"/>
-        <w:jc w:val="right"/>
       </w:pPr>
       <w:r>
         <w:rPr>
@@ -9741,7 +9391,6 @@
         <w:keepNext w:val="false"/>
         <w:bidi/>
         <w:spacing w:after="160" w:before="0" w:line="380"/>
-        <w:jc w:val="right"/>
       </w:pPr>
       <w:r>
         <w:rPr>
@@ -9763,7 +9412,6 @@
         <w:keepNext w:val="false"/>
         <w:bidi/>
         <w:spacing w:after="160" w:before="0" w:line="380"/>
-        <w:jc w:val="right"/>
       </w:pPr>
       <w:r>
         <w:rPr>
@@ -9785,7 +9433,6 @@
         <w:keepNext w:val="false"/>
         <w:bidi/>
         <w:spacing w:after="160" w:before="0" w:line="380"/>
-        <w:jc w:val="right"/>
       </w:pPr>
       <w:r>
         <w:rPr>
@@ -9807,7 +9454,6 @@
         <w:keepNext w:val="false"/>
         <w:bidi/>
         <w:spacing w:after="160" w:before="0" w:line="380"/>
-        <w:jc w:val="right"/>
       </w:pPr>
       <w:r>
         <w:rPr>
@@ -9829,7 +9475,6 @@
         <w:keepNext w:val="false"/>
         <w:bidi/>
         <w:spacing w:after="160" w:before="0" w:line="380"/>
-        <w:jc w:val="right"/>
       </w:pPr>
       <w:r>
         <w:rPr>
@@ -9881,7 +9526,6 @@
         <w:keepNext w:val="false"/>
         <w:bidi/>
         <w:spacing w:after="160" w:before="0" w:line="380"/>
-        <w:jc w:val="right"/>
       </w:pPr>
       <w:r>
         <w:rPr>
@@ -9903,7 +9547,6 @@
         <w:keepNext w:val="false"/>
         <w:bidi/>
         <w:spacing w:after="160" w:before="0" w:line="380"/>
-        <w:jc w:val="right"/>
       </w:pPr>
       <w:r>
         <w:rPr>
@@ -9925,7 +9568,6 @@
         <w:keepNext w:val="false"/>
         <w:bidi/>
         <w:spacing w:after="160" w:before="0" w:line="380"/>
-        <w:jc w:val="right"/>
       </w:pPr>
       <w:r>
         <w:rPr>
@@ -9947,7 +9589,6 @@
         <w:keepNext w:val="false"/>
         <w:bidi/>
         <w:spacing w:after="160" w:before="0" w:line="380"/>
-        <w:jc w:val="right"/>
       </w:pPr>
       <w:r>
         <w:rPr>
@@ -9969,7 +9610,6 @@
         <w:keepNext w:val="false"/>
         <w:bidi/>
         <w:spacing w:after="160" w:before="0" w:line="380"/>
-        <w:jc w:val="right"/>
       </w:pPr>
       <w:r>
         <w:rPr>
@@ -9991,7 +9631,6 @@
         <w:keepNext w:val="false"/>
         <w:bidi/>
         <w:spacing w:after="160" w:before="0" w:line="380"/>
-        <w:jc w:val="right"/>
       </w:pPr>
       <w:r>
         <w:rPr>
@@ -10013,7 +9652,6 @@
         <w:keepNext w:val="false"/>
         <w:bidi/>
         <w:spacing w:after="160" w:before="0" w:line="380"/>
-        <w:jc w:val="right"/>
       </w:pPr>
       <w:r>
         <w:rPr>
@@ -10035,7 +9673,6 @@
         <w:keepNext w:val="false"/>
         <w:bidi/>
         <w:spacing w:after="160" w:before="0" w:line="380"/>
-        <w:jc w:val="right"/>
       </w:pPr>
       <w:r>
         <w:rPr>
@@ -10057,7 +9694,6 @@
         <w:keepNext w:val="false"/>
         <w:bidi/>
         <w:spacing w:after="160" w:before="0" w:line="380"/>
-        <w:jc w:val="right"/>
       </w:pPr>
       <w:r>
         <w:rPr>
@@ -10079,7 +9715,6 @@
         <w:keepNext w:val="false"/>
         <w:bidi/>
         <w:spacing w:after="160" w:before="0" w:line="380"/>
-        <w:jc w:val="right"/>
       </w:pPr>
       <w:r>
         <w:rPr>
@@ -10101,7 +9736,6 @@
         <w:keepNext w:val="false"/>
         <w:bidi/>
         <w:spacing w:after="160" w:before="0" w:line="380"/>
-        <w:jc w:val="right"/>
       </w:pPr>
       <w:r>
         <w:rPr>
@@ -10123,7 +9757,6 @@
         <w:keepNext w:val="false"/>
         <w:bidi/>
         <w:spacing w:after="160" w:before="0" w:line="380"/>
-        <w:jc w:val="right"/>
       </w:pPr>
       <w:r>
         <w:rPr>
@@ -10145,7 +9778,6 @@
         <w:keepNext w:val="false"/>
         <w:bidi/>
         <w:spacing w:after="160" w:before="0" w:line="380"/>
-        <w:jc w:val="right"/>
       </w:pPr>
       <w:r>
         <w:rPr>
@@ -10167,7 +9799,6 @@
         <w:keepNext w:val="false"/>
         <w:bidi/>
         <w:spacing w:after="160" w:before="0" w:line="380"/>
-        <w:jc w:val="right"/>
       </w:pPr>
       <w:r>
         <w:rPr>
@@ -10249,7 +9880,6 @@
         <w:keepNext w:val="false"/>
         <w:bidi/>
         <w:spacing w:after="160" w:before="0" w:line="380"/>
-        <w:jc w:val="right"/>
       </w:pPr>
       <w:r>
         <w:rPr>
@@ -10271,7 +9901,6 @@
         <w:keepNext w:val="false"/>
         <w:bidi/>
         <w:spacing w:after="160" w:before="0" w:line="380"/>
-        <w:jc w:val="right"/>
       </w:pPr>
       <w:r>
         <w:rPr>
@@ -10293,7 +9922,6 @@
         <w:keepNext w:val="false"/>
         <w:bidi/>
         <w:spacing w:after="160" w:before="0" w:line="380"/>
-        <w:jc w:val="right"/>
       </w:pPr>
       <w:r>
         <w:rPr>
@@ -10315,7 +9943,6 @@
         <w:keepNext w:val="false"/>
         <w:bidi/>
         <w:spacing w:after="160" w:before="0" w:line="380"/>
-        <w:jc w:val="right"/>
       </w:pPr>
       <w:r>
         <w:rPr>
@@ -10337,7 +9964,6 @@
         <w:keepNext w:val="false"/>
         <w:bidi/>
         <w:spacing w:after="160" w:before="0" w:line="380"/>
-        <w:jc w:val="right"/>
       </w:pPr>
       <w:r>
         <w:rPr>
@@ -10359,7 +9985,6 @@
         <w:keepNext w:val="false"/>
         <w:bidi/>
         <w:spacing w:after="160" w:before="0" w:line="380"/>
-        <w:jc w:val="right"/>
       </w:pPr>
       <w:r>
         <w:rPr>
@@ -10381,7 +10006,6 @@
         <w:keepNext w:val="false"/>
         <w:bidi/>
         <w:spacing w:after="160" w:before="0" w:line="380"/>
-        <w:jc w:val="right"/>
       </w:pPr>
       <w:r>
         <w:rPr>
@@ -10403,7 +10027,6 @@
         <w:keepNext w:val="false"/>
         <w:bidi/>
         <w:spacing w:after="160" w:before="0" w:line="380"/>
-        <w:jc w:val="right"/>
       </w:pPr>
       <w:r>
         <w:rPr>
@@ -10425,7 +10048,6 @@
         <w:keepNext w:val="false"/>
         <w:bidi/>
         <w:spacing w:after="160" w:before="0" w:line="380"/>
-        <w:jc w:val="right"/>
       </w:pPr>
       <w:r>
         <w:rPr>
@@ -10447,7 +10069,6 @@
         <w:keepNext w:val="false"/>
         <w:bidi/>
         <w:spacing w:after="160" w:before="0" w:line="380"/>
-        <w:jc w:val="right"/>
       </w:pPr>
       <w:r>
         <w:rPr>
@@ -10469,7 +10090,6 @@
         <w:keepNext w:val="false"/>
         <w:bidi/>
         <w:spacing w:after="160" w:before="0" w:line="380"/>
-        <w:jc w:val="right"/>
       </w:pPr>
       <w:r>
         <w:rPr>
@@ -10491,7 +10111,6 @@
         <w:keepNext w:val="false"/>
         <w:bidi/>
         <w:spacing w:after="160" w:before="0" w:line="380"/>
-        <w:jc w:val="right"/>
       </w:pPr>
       <w:r>
         <w:rPr>
@@ -10513,7 +10132,6 @@
         <w:keepNext w:val="false"/>
         <w:bidi/>
         <w:spacing w:after="160" w:before="0" w:line="380"/>
-        <w:jc w:val="right"/>
       </w:pPr>
       <w:r>
         <w:rPr>
@@ -10535,7 +10153,6 @@
         <w:keepNext w:val="false"/>
         <w:bidi/>
         <w:spacing w:after="160" w:before="0" w:line="380"/>
-        <w:jc w:val="right"/>
       </w:pPr>
       <w:r>
         <w:rPr>
@@ -10557,7 +10174,6 @@
         <w:keepNext w:val="false"/>
         <w:bidi/>
         <w:spacing w:after="160" w:before="0" w:line="380"/>
-        <w:jc w:val="right"/>
       </w:pPr>
       <w:r>
         <w:rPr>
@@ -10579,7 +10195,6 @@
         <w:keepNext w:val="false"/>
         <w:bidi/>
         <w:spacing w:after="160" w:before="0" w:line="380"/>
-        <w:jc w:val="right"/>
       </w:pPr>
       <w:r>
         <w:rPr>
@@ -10601,7 +10216,6 @@
         <w:keepNext w:val="false"/>
         <w:bidi/>
         <w:spacing w:after="160" w:before="0" w:line="380"/>
-        <w:jc w:val="right"/>
       </w:pPr>
       <w:r>
         <w:rPr>
@@ -10623,7 +10237,6 @@
         <w:keepNext w:val="false"/>
         <w:bidi/>
         <w:spacing w:after="160" w:before="0" w:line="380"/>
-        <w:jc w:val="right"/>
       </w:pPr>
       <w:r>
         <w:rPr>
@@ -10645,7 +10258,6 @@
         <w:keepNext w:val="false"/>
         <w:bidi/>
         <w:spacing w:after="160" w:before="0" w:line="380"/>
-        <w:jc w:val="right"/>
       </w:pPr>
       <w:r>
         <w:rPr>
@@ -10734,7 +10346,6 @@
         <w:keepNext w:val="false"/>
         <w:bidi/>
         <w:spacing w:after="160" w:before="0" w:line="380"/>
-        <w:jc w:val="right"/>
       </w:pPr>
       <w:r>
         <w:rPr>
@@ -10756,7 +10367,6 @@
         <w:keepNext w:val="false"/>
         <w:bidi/>
         <w:spacing w:after="160" w:before="0" w:line="380"/>
-        <w:jc w:val="right"/>
       </w:pPr>
       <w:r>
         <w:rPr>
@@ -10778,7 +10388,6 @@
         <w:keepNext w:val="false"/>
         <w:bidi/>
         <w:spacing w:after="160" w:before="0" w:line="380"/>
-        <w:jc w:val="right"/>
       </w:pPr>
       <w:r>
         <w:rPr>
@@ -10800,7 +10409,6 @@
         <w:keepNext w:val="false"/>
         <w:bidi/>
         <w:spacing w:after="160" w:before="0" w:line="380"/>
-        <w:jc w:val="right"/>
       </w:pPr>
       <w:r>
         <w:rPr>
@@ -10822,7 +10430,6 @@
         <w:keepNext w:val="false"/>
         <w:bidi/>
         <w:spacing w:after="160" w:before="0" w:line="380"/>
-        <w:jc w:val="right"/>
       </w:pPr>
       <w:r>
         <w:rPr>
@@ -10844,7 +10451,6 @@
         <w:keepNext w:val="false"/>
         <w:bidi/>
         <w:spacing w:after="160" w:before="0" w:line="380"/>
-        <w:jc w:val="right"/>
       </w:pPr>
       <w:r>
         <w:rPr>
@@ -10866,7 +10472,6 @@
         <w:keepNext w:val="false"/>
         <w:bidi/>
         <w:spacing w:after="160" w:before="0" w:line="380"/>
-        <w:jc w:val="right"/>
       </w:pPr>
       <w:r>
         <w:rPr>
@@ -10888,7 +10493,6 @@
         <w:keepNext w:val="false"/>
         <w:bidi/>
         <w:spacing w:after="160" w:before="0" w:line="380"/>
-        <w:jc w:val="right"/>
       </w:pPr>
       <w:r>
         <w:rPr>
@@ -10910,7 +10514,6 @@
         <w:keepNext w:val="false"/>
         <w:bidi/>
         <w:spacing w:after="160" w:before="0" w:line="380"/>
-        <w:jc w:val="right"/>
       </w:pPr>
       <w:r>
         <w:rPr>
@@ -10932,7 +10535,6 @@
         <w:keepNext w:val="false"/>
         <w:bidi/>
         <w:spacing w:after="160" w:before="0" w:line="380"/>
-        <w:jc w:val="right"/>
       </w:pPr>
       <w:r>
         <w:rPr>
@@ -10954,7 +10556,6 @@
         <w:keepNext w:val="false"/>
         <w:bidi/>
         <w:spacing w:after="160" w:before="0" w:line="380"/>
-        <w:jc w:val="right"/>
       </w:pPr>
       <w:r>
         <w:rPr>
@@ -11081,7 +10682,6 @@
         <w:keepNext w:val="false"/>
         <w:bidi/>
         <w:spacing w:after="0" w:before="0" w:line="300"/>
-        <w:jc w:val="right"/>
       </w:pPr>
       <w:r>
         <w:rPr>
@@ -11158,7 +10758,6 @@
               <w:shd w:fill="EDEFF2" w:color="auto" w:val="clear"/>
               <w:bidi/>
               <w:spacing w:after="40" w:before="0" w:line="300"/>
-              <w:jc w:val="right"/>
             </w:pPr>
             <w:r>
               <w:rPr>
@@ -11193,7 +10792,6 @@
               <w:shd w:fill="EDEFF2" w:color="auto" w:val="clear"/>
               <w:bidi/>
               <w:spacing w:after="40" w:before="0" w:line="300"/>
-              <w:jc w:val="right"/>
             </w:pPr>
             <w:r>
               <w:rPr>
@@ -11228,7 +10826,6 @@
               <w:keepNext w:val="false"/>
               <w:bidi/>
               <w:spacing w:after="40" w:before="0" w:line="300"/>
-              <w:jc w:val="right"/>
             </w:pPr>
             <w:r>
               <w:rPr>
@@ -11261,7 +10858,6 @@
               <w:keepNext w:val="false"/>
               <w:bidi/>
               <w:spacing w:after="40" w:before="0" w:line="300"/>
-              <w:jc w:val="right"/>
             </w:pPr>
             <w:r>
               <w:rPr>
@@ -11298,7 +10894,6 @@
               <w:shd w:fill="FAFAFA" w:color="auto" w:val="clear"/>
               <w:bidi/>
               <w:spacing w:after="40" w:before="0" w:line="300"/>
-              <w:jc w:val="right"/>
             </w:pPr>
             <w:r>
               <w:rPr>
@@ -11333,7 +10928,6 @@
               <w:shd w:fill="FAFAFA" w:color="auto" w:val="clear"/>
               <w:bidi/>
               <w:spacing w:after="40" w:before="0" w:line="300"/>
-              <w:jc w:val="right"/>
             </w:pPr>
             <w:r>
               <w:rPr>
@@ -11368,7 +10962,6 @@
               <w:keepNext w:val="false"/>
               <w:bidi/>
               <w:spacing w:after="40" w:before="0" w:line="300"/>
-              <w:jc w:val="right"/>
             </w:pPr>
             <w:r>
               <w:rPr>
@@ -11401,7 +10994,6 @@
               <w:keepNext w:val="false"/>
               <w:bidi/>
               <w:spacing w:after="40" w:before="0" w:line="300"/>
-              <w:jc w:val="right"/>
             </w:pPr>
             <w:r>
               <w:rPr>
@@ -11438,7 +11030,6 @@
               <w:shd w:fill="FAFAFA" w:color="auto" w:val="clear"/>
               <w:bidi/>
               <w:spacing w:after="40" w:before="0" w:line="300"/>
-              <w:jc w:val="right"/>
             </w:pPr>
             <w:r>
               <w:rPr>
@@ -11473,7 +11064,6 @@
               <w:shd w:fill="FAFAFA" w:color="auto" w:val="clear"/>
               <w:bidi/>
               <w:spacing w:after="40" w:before="0" w:line="300"/>
-              <w:jc w:val="right"/>
             </w:pPr>
             <w:r>
               <w:rPr>
@@ -11508,7 +11098,6 @@
               <w:keepNext w:val="false"/>
               <w:bidi/>
               <w:spacing w:after="40" w:before="0" w:line="300"/>
-              <w:jc w:val="right"/>
             </w:pPr>
             <w:r>
               <w:rPr>
@@ -11541,7 +11130,6 @@
               <w:keepNext w:val="false"/>
               <w:bidi/>
               <w:spacing w:after="40" w:before="0" w:line="300"/>
-              <w:jc w:val="right"/>
             </w:pPr>
             <w:r>
               <w:rPr>
@@ -11578,7 +11166,6 @@
               <w:shd w:fill="FAFAFA" w:color="auto" w:val="clear"/>
               <w:bidi/>
               <w:spacing w:after="40" w:before="0" w:line="300"/>
-              <w:jc w:val="right"/>
             </w:pPr>
             <w:r>
               <w:rPr>
@@ -11613,7 +11200,6 @@
               <w:shd w:fill="FAFAFA" w:color="auto" w:val="clear"/>
               <w:bidi/>
               <w:spacing w:after="40" w:before="0" w:line="300"/>
-              <w:jc w:val="right"/>
             </w:pPr>
             <w:r>
               <w:rPr>
@@ -11648,7 +11234,6 @@
               <w:keepNext w:val="false"/>
               <w:bidi/>
               <w:spacing w:after="40" w:before="0" w:line="300"/>
-              <w:jc w:val="right"/>
             </w:pPr>
             <w:r>
               <w:rPr>
@@ -11681,7 +11266,6 @@
               <w:keepNext w:val="false"/>
               <w:bidi/>
               <w:spacing w:after="40" w:before="0" w:line="300"/>
-              <w:jc w:val="right"/>
             </w:pPr>
             <w:r>
               <w:rPr>
@@ -11718,7 +11302,6 @@
               <w:shd w:fill="FAFAFA" w:color="auto" w:val="clear"/>
               <w:bidi/>
               <w:spacing w:after="40" w:before="0" w:line="300"/>
-              <w:jc w:val="right"/>
             </w:pPr>
             <w:r>
               <w:rPr>
@@ -11753,7 +11336,6 @@
               <w:shd w:fill="FAFAFA" w:color="auto" w:val="clear"/>
               <w:bidi/>
               <w:spacing w:after="40" w:before="0" w:line="300"/>
-              <w:jc w:val="right"/>
             </w:pPr>
             <w:r>
               <w:rPr>
@@ -11787,7 +11369,6 @@
         <w:keepNext/>
         <w:bidi/>
         <w:spacing w:after="160" w:before="400"/>
-        <w:jc w:val="right"/>
       </w:pPr>
       <w:r>
         <w:rPr>
@@ -11810,7 +11391,6 @@
         <w:keepNext w:val="false"/>
         <w:bidi/>
         <w:spacing w:after="120" w:before="0" w:line="300"/>
-        <w:jc w:val="right"/>
       </w:pPr>
       <w:r>
         <w:rPr>
@@ -11867,7 +11447,6 @@
               <w:shd w:fill="EDEFF2" w:color="auto" w:val="clear"/>
               <w:bidi/>
               <w:spacing w:after="40" w:before="0" w:line="300"/>
-              <w:jc w:val="right"/>
             </w:pPr>
             <w:r>
               <w:rPr>
@@ -11902,7 +11481,6 @@
               <w:shd w:fill="EDEFF2" w:color="auto" w:val="clear"/>
               <w:bidi/>
               <w:spacing w:after="40" w:before="0" w:line="300"/>
-              <w:jc w:val="right"/>
             </w:pPr>
             <w:r>
               <w:rPr>
@@ -11937,7 +11515,6 @@
               <w:shd w:fill="EDEFF2" w:color="auto" w:val="clear"/>
               <w:bidi/>
               <w:spacing w:after="40" w:before="0" w:line="300"/>
-              <w:jc w:val="right"/>
             </w:pPr>
             <w:r>
               <w:rPr>
@@ -11972,7 +11549,6 @@
               <w:shd w:fill="EDEFF2" w:color="auto" w:val="clear"/>
               <w:bidi/>
               <w:spacing w:after="40" w:before="0" w:line="300"/>
-              <w:jc w:val="right"/>
             </w:pPr>
             <w:r>
               <w:rPr>
@@ -12007,7 +11583,6 @@
               <w:keepNext w:val="false"/>
               <w:bidi/>
               <w:spacing w:after="40" w:before="0" w:line="300"/>
-              <w:jc w:val="right"/>
             </w:pPr>
             <w:r>
               <w:rPr>
@@ -12040,7 +11615,6 @@
               <w:keepNext w:val="false"/>
               <w:bidi/>
               <w:spacing w:after="40" w:before="0" w:line="300"/>
-              <w:jc w:val="right"/>
             </w:pPr>
             <w:r>
               <w:rPr>
@@ -12073,7 +11647,6 @@
               <w:keepNext w:val="false"/>
               <w:bidi/>
               <w:spacing w:after="40" w:before="0" w:line="300"/>
-              <w:jc w:val="right"/>
             </w:pPr>
             <w:r>
               <w:rPr>
@@ -12106,7 +11679,6 @@
               <w:keepNext w:val="false"/>
               <w:bidi/>
               <w:spacing w:after="40" w:before="0" w:line="300"/>
-              <w:jc w:val="right"/>
             </w:pPr>
             <w:r>
               <w:rPr>
@@ -12143,7 +11715,6 @@
               <w:shd w:fill="FAFAFA" w:color="auto" w:val="clear"/>
               <w:bidi/>
               <w:spacing w:after="40" w:before="0" w:line="300"/>
-              <w:jc w:val="right"/>
             </w:pPr>
             <w:r>
               <w:rPr>
@@ -12178,7 +11749,6 @@
               <w:shd w:fill="FAFAFA" w:color="auto" w:val="clear"/>
               <w:bidi/>
               <w:spacing w:after="40" w:before="0" w:line="300"/>
-              <w:jc w:val="right"/>
             </w:pPr>
             <w:r>
               <w:rPr>
@@ -12213,7 +11783,6 @@
               <w:shd w:fill="FAFAFA" w:color="auto" w:val="clear"/>
               <w:bidi/>
               <w:spacing w:after="40" w:before="0" w:line="300"/>
-              <w:jc w:val="right"/>
             </w:pPr>
             <w:r>
               <w:rPr>
@@ -12248,7 +11817,6 @@
               <w:shd w:fill="FAFAFA" w:color="auto" w:val="clear"/>
               <w:bidi/>
               <w:spacing w:after="40" w:before="0" w:line="300"/>
-              <w:jc w:val="right"/>
             </w:pPr>
             <w:r>
               <w:rPr>
@@ -12283,7 +11851,6 @@
               <w:keepNext w:val="false"/>
               <w:bidi/>
               <w:spacing w:after="40" w:before="0" w:line="300"/>
-              <w:jc w:val="right"/>
             </w:pPr>
             <w:r>
               <w:rPr>
@@ -12316,7 +11883,6 @@
               <w:keepNext w:val="false"/>
               <w:bidi/>
               <w:spacing w:after="40" w:before="0" w:line="300"/>
-              <w:jc w:val="right"/>
             </w:pPr>
             <w:r>
               <w:rPr>
@@ -12349,7 +11915,6 @@
               <w:keepNext w:val="false"/>
               <w:bidi/>
               <w:spacing w:after="40" w:before="0" w:line="300"/>
-              <w:jc w:val="right"/>
             </w:pPr>
             <w:r>
               <w:rPr>
@@ -12382,7 +11947,6 @@
               <w:keepNext w:val="false"/>
               <w:bidi/>
               <w:spacing w:after="40" w:before="0" w:line="300"/>
-              <w:jc w:val="right"/>
             </w:pPr>
             <w:r>
               <w:rPr>
@@ -12419,7 +11983,6 @@
               <w:shd w:fill="FAFAFA" w:color="auto" w:val="clear"/>
               <w:bidi/>
               <w:spacing w:after="40" w:before="0" w:line="300"/>
-              <w:jc w:val="right"/>
             </w:pPr>
             <w:r>
               <w:rPr>
@@ -12454,7 +12017,6 @@
               <w:shd w:fill="FAFAFA" w:color="auto" w:val="clear"/>
               <w:bidi/>
               <w:spacing w:after="40" w:before="0" w:line="300"/>
-              <w:jc w:val="right"/>
             </w:pPr>
             <w:r>
               <w:rPr>
@@ -12489,7 +12051,6 @@
               <w:shd w:fill="FAFAFA" w:color="auto" w:val="clear"/>
               <w:bidi/>
               <w:spacing w:after="40" w:before="0" w:line="300"/>
-              <w:jc w:val="right"/>
             </w:pPr>
             <w:r>
               <w:rPr>
@@ -12524,7 +12085,6 @@
               <w:shd w:fill="FAFAFA" w:color="auto" w:val="clear"/>
               <w:bidi/>
               <w:spacing w:after="40" w:before="0" w:line="300"/>
-              <w:jc w:val="right"/>
             </w:pPr>
             <w:r>
               <w:rPr>
@@ -12559,7 +12119,6 @@
               <w:keepNext w:val="false"/>
               <w:bidi/>
               <w:spacing w:after="40" w:before="0" w:line="300"/>
-              <w:jc w:val="right"/>
             </w:pPr>
             <w:r>
               <w:rPr>
@@ -12592,7 +12151,6 @@
               <w:keepNext w:val="false"/>
               <w:bidi/>
               <w:spacing w:after="40" w:before="0" w:line="300"/>
-              <w:jc w:val="right"/>
             </w:pPr>
             <w:r>
               <w:rPr>
@@ -12625,7 +12183,6 @@
               <w:keepNext w:val="false"/>
               <w:bidi/>
               <w:spacing w:after="40" w:before="0" w:line="300"/>
-              <w:jc w:val="right"/>
             </w:pPr>
             <w:r>
               <w:rPr>
@@ -12658,7 +12215,6 @@
               <w:keepNext w:val="false"/>
               <w:bidi/>
               <w:spacing w:after="40" w:before="0" w:line="300"/>
-              <w:jc w:val="right"/>
             </w:pPr>
             <w:r>
               <w:rPr>
@@ -12695,7 +12251,6 @@
               <w:shd w:fill="FAFAFA" w:color="auto" w:val="clear"/>
               <w:bidi/>
               <w:spacing w:after="40" w:before="0" w:line="300"/>
-              <w:jc w:val="right"/>
             </w:pPr>
             <w:r>
               <w:rPr>
@@ -12730,7 +12285,6 @@
               <w:shd w:fill="FAFAFA" w:color="auto" w:val="clear"/>
               <w:bidi/>
               <w:spacing w:after="40" w:before="0" w:line="300"/>
-              <w:jc w:val="right"/>
             </w:pPr>
             <w:r>
               <w:rPr>
@@ -12765,7 +12319,6 @@
               <w:shd w:fill="FAFAFA" w:color="auto" w:val="clear"/>
               <w:bidi/>
               <w:spacing w:after="40" w:before="0" w:line="300"/>
-              <w:jc w:val="right"/>
             </w:pPr>
             <w:r>
               <w:rPr>
@@ -12800,7 +12353,6 @@
               <w:shd w:fill="FAFAFA" w:color="auto" w:val="clear"/>
               <w:bidi/>
               <w:spacing w:after="40" w:before="0" w:line="300"/>
-              <w:jc w:val="right"/>
             </w:pPr>
             <w:r>
               <w:rPr>
@@ -12835,7 +12387,6 @@
               <w:keepNext w:val="false"/>
               <w:bidi/>
               <w:spacing w:after="40" w:before="0" w:line="300"/>
-              <w:jc w:val="right"/>
             </w:pPr>
             <w:r>
               <w:rPr>
@@ -12868,7 +12419,6 @@
               <w:keepNext w:val="false"/>
               <w:bidi/>
               <w:spacing w:after="40" w:before="0" w:line="300"/>
-              <w:jc w:val="right"/>
             </w:pPr>
             <w:r>
               <w:rPr>
@@ -12901,7 +12451,6 @@
               <w:keepNext w:val="false"/>
               <w:bidi/>
               <w:spacing w:after="40" w:before="0" w:line="300"/>
-              <w:jc w:val="right"/>
             </w:pPr>
             <w:r>
               <w:rPr>
@@ -12934,7 +12483,6 @@
               <w:keepNext w:val="false"/>
               <w:bidi/>
               <w:spacing w:after="40" w:before="0" w:line="300"/>
-              <w:jc w:val="right"/>
             </w:pPr>
             <w:r>
               <w:rPr>
@@ -13136,10 +12684,10 @@
       <w:start w:val="1"/>
       <w:numFmt w:val="bullet"/>
       <w:lvlText w:val="•"/>
-      <w:lvlJc w:val="right"/>
-      <w:pPr>
-        <w:bidi/>
-        <w:ind w:right="360" w:hanging="240"/>
+      <w:lvlJc w:val="left"/>
+      <w:pPr>
+        <w:bidi/>
+        <w:ind w:left="360" w:hanging="240"/>
       </w:pPr>
       <w:rPr>
         <w:rFonts w:ascii="Arial" w:cs="Arial" w:eastAsia="Arial" w:hAnsi="Arial"/>
@@ -13150,10 +12698,10 @@
       <w:start w:val="1"/>
       <w:numFmt w:val="bullet"/>
       <w:lvlText w:val="◦"/>
-      <w:lvlJc w:val="right"/>
-      <w:pPr>
-        <w:bidi/>
-        <w:ind w:right="720" w:hanging="240"/>
+      <w:lvlJc w:val="left"/>
+      <w:pPr>
+        <w:bidi/>
+        <w:ind w:left="720" w:hanging="240"/>
       </w:pPr>
       <w:rPr>
         <w:rFonts w:ascii="Arial" w:cs="Arial" w:eastAsia="Arial" w:hAnsi="Arial"/>
@@ -13167,10 +12715,10 @@
       <w:start w:val="1"/>
       <w:numFmt w:val="decimal"/>
       <w:lvlText w:val="%1."/>
-      <w:lvlJc w:val="right"/>
-      <w:pPr>
-        <w:bidi/>
-        <w:ind w:right="400" w:hanging="240"/>
+      <w:lvlJc w:val="left"/>
+      <w:pPr>
+        <w:bidi/>
+        <w:ind w:left="400" w:hanging="240"/>
       </w:pPr>
       <w:rPr>
         <w:rFonts w:ascii="Arial" w:cs="Arial" w:eastAsia="Arial" w:hAnsi="Arial"/>
@@ -13208,7 +12756,6 @@
     <w:pPrDefault>
       <w:pPr>
         <w:bidi/>
-        <w:jc w:val="right"/>
       </w:pPr>
     </w:pPrDefault>
   </w:docDefaults>
